--- a/Documentation/Developer Architecture and Deployment Guide.docx
+++ b/Documentation/Developer Architecture and Deployment Guide.docx
@@ -1,6 +1,6 @@
 
 <file path=word/document.xml><?xml version="1.0" encoding="utf-8"?>
-<w:document xmlns:wpc="http://schemas.microsoft.com/office/word/2010/wordprocessingCanvas" xmlns:cx="http://schemas.microsoft.com/office/drawing/2014/chartex" xmlns:cx1="http://schemas.microsoft.com/office/drawing/2015/9/8/chartex" xmlns:cx2="http://schemas.microsoft.com/office/drawing/2015/10/21/chartex" xmlns:cx3="http://schemas.microsoft.com/office/drawing/2016/5/9/chartex" xmlns:cx4="http://schemas.microsoft.com/office/drawing/2016/5/10/chartex" xmlns:cx5="http://schemas.microsoft.com/office/drawing/2016/5/11/chartex" xmlns:cx6="http://schemas.microsoft.com/office/drawing/2016/5/12/chartex" xmlns:cx7="http://schemas.microsoft.com/office/drawing/2016/5/13/chartex" xmlns:cx8="http://schemas.microsoft.com/office/drawing/2016/5/14/chartex" xmlns:mc="http://schemas.openxmlformats.org/markup-compatibility/2006" xmlns:aink="http://schemas.microsoft.com/office/drawing/2016/ink" xmlns:am3d="http://schemas.microsoft.com/office/drawing/2017/model3d" xmlns:o="urn:schemas-microsoft-com:office:office" xmlns:oel="http://schemas.microsoft.com/office/2019/extlst" xmlns:r="http://schemas.openxmlformats.org/officeDocument/2006/relationships" xmlns:m="http://schemas.openxmlformats.org/officeDocument/2006/math" xmlns:v="urn:schemas-microsoft-com:vml" xmlns:wp14="http://schemas.microsoft.com/office/word/2010/wordprocessingDrawing" xmlns:wp="http://schemas.openxmlformats.org/drawingml/2006/wordprocessingDrawing" xmlns:w10="urn:schemas-microsoft-com:office:word" xmlns:w="http://schemas.openxmlformats.org/wordprocessingml/2006/main" xmlns:w14="http://schemas.microsoft.com/office/word/2010/wordml" xmlns:w15="http://schemas.microsoft.com/office/word/2012/wordml" xmlns:w16cex="http://schemas.microsoft.com/office/word/2018/wordml/cex" xmlns:w16cid="http://schemas.microsoft.com/office/word/2016/wordml/cid" xmlns:w16="http://schemas.microsoft.com/office/word/2018/wordml" xmlns:w16sdtdh="http://schemas.microsoft.com/office/word/2020/wordml/sdtdatahash" xmlns:w16se="http://schemas.microsoft.com/office/word/2015/wordml/symex" xmlns:wpg="http://schemas.microsoft.com/office/word/2010/wordprocessingGroup" xmlns:wpi="http://schemas.microsoft.com/office/word/2010/wordprocessingInk" xmlns:wne="http://schemas.microsoft.com/office/word/2006/wordml" xmlns:wps="http://schemas.microsoft.com/office/word/2010/wordprocessingShape" mc:Ignorable="w14 w15 w16se w16cid w16 w16cex w16sdtdh wp14">
+<w:document xmlns:wpc="http://schemas.microsoft.com/office/word/2010/wordprocessingCanvas" xmlns:cx="http://schemas.microsoft.com/office/drawing/2014/chartex" xmlns:cx1="http://schemas.microsoft.com/office/drawing/2015/9/8/chartex" xmlns:cx2="http://schemas.microsoft.com/office/drawing/2015/10/21/chartex" xmlns:cx3="http://schemas.microsoft.com/office/drawing/2016/5/9/chartex" xmlns:cx4="http://schemas.microsoft.com/office/drawing/2016/5/10/chartex" xmlns:cx5="http://schemas.microsoft.com/office/drawing/2016/5/11/chartex" xmlns:cx6="http://schemas.microsoft.com/office/drawing/2016/5/12/chartex" xmlns:cx7="http://schemas.microsoft.com/office/drawing/2016/5/13/chartex" xmlns:cx8="http://schemas.microsoft.com/office/drawing/2016/5/14/chartex" xmlns:mc="http://schemas.openxmlformats.org/markup-compatibility/2006" xmlns:aink="http://schemas.microsoft.com/office/drawing/2016/ink" xmlns:am3d="http://schemas.microsoft.com/office/drawing/2017/model3d" xmlns:o="urn:schemas-microsoft-com:office:office" xmlns:oel="http://schemas.microsoft.com/office/2019/extlst" xmlns:r="http://schemas.openxmlformats.org/officeDocument/2006/relationships" xmlns:m="http://schemas.openxmlformats.org/officeDocument/2006/math" xmlns:v="urn:schemas-microsoft-com:vml" xmlns:wp14="http://schemas.microsoft.com/office/word/2010/wordprocessingDrawing" xmlns:wp="http://schemas.openxmlformats.org/drawingml/2006/wordprocessingDrawing" xmlns:w10="urn:schemas-microsoft-com:office:word" xmlns:w="http://schemas.openxmlformats.org/wordprocessingml/2006/main" xmlns:w14="http://schemas.microsoft.com/office/word/2010/wordml" xmlns:w15="http://schemas.microsoft.com/office/word/2012/wordml" xmlns:w16cex="http://schemas.microsoft.com/office/word/2018/wordml/cex" xmlns:w16cid="http://schemas.microsoft.com/office/word/2016/wordml/cid" xmlns:w16="http://schemas.microsoft.com/office/word/2018/wordml" xmlns:w16du="http://schemas.microsoft.com/office/word/2023/wordml/word16du" xmlns:w16sdtdh="http://schemas.microsoft.com/office/word/2020/wordml/sdtdatahash" xmlns:w16sdtfl="http://schemas.microsoft.com/office/word/2024/wordml/sdtformatlock" xmlns:w16se="http://schemas.microsoft.com/office/word/2015/wordml/symex" xmlns:wpg="http://schemas.microsoft.com/office/word/2010/wordprocessingGroup" xmlns:wpi="http://schemas.microsoft.com/office/word/2010/wordprocessingInk" xmlns:wne="http://schemas.microsoft.com/office/word/2006/wordml" xmlns:wps="http://schemas.microsoft.com/office/word/2010/wordprocessingShape" mc:Ignorable="w14 w15 w16se w16cid w16 w16cex w16sdtdh w16sdtfl w16du wp14">
   <w:body>
     <w:p>
       <w:pPr>
@@ -979,21 +979,7 @@
                 <w:rStyle w:val="Hyperlink"/>
                 <w:noProof/>
               </w:rPr>
-              <w:t>Dockerized Model R</w:t>
-            </w:r>
-            <w:r>
-              <w:rPr>
-                <w:rStyle w:val="Hyperlink"/>
-                <w:noProof/>
-              </w:rPr>
-              <w:t>u</w:t>
-            </w:r>
-            <w:r>
-              <w:rPr>
-                <w:rStyle w:val="Hyperlink"/>
-                <w:noProof/>
-              </w:rPr>
-              <w:t>n Explanation</w:t>
+              <w:t>Dockerized Model Run Explanation</w:t>
             </w:r>
             <w:r>
               <w:rPr>
@@ -1761,6 +1747,9 @@
     <w:p/>
     <w:p>
       <w:r>
+        <w:rPr>
+          <w:noProof/>
+        </w:rPr>
         <w:drawing>
           <wp:inline distT="0" distB="0" distL="0" distR="0" wp14:anchorId="1B69DC5D" wp14:editId="1BEAE068">
             <wp:extent cx="5943600" cy="3349625"/>
@@ -1964,13 +1953,7 @@
         <w:t xml:space="preserve">The code for Docker lives in the “docker” subdirectory in the repository, located at </w:t>
       </w:r>
       <w:r>
-        <w:t>https://</w:t>
-      </w:r>
-      <w:r>
-        <w:t xml:space="preserve"> </w:t>
-      </w:r>
-      <w:r>
-        <w:t>github.com/ICF-Corp/trim-</w:t>
+        <w:t>https:// github.com/ICF-Corp/trim-</w:t>
       </w:r>
       <w:proofErr w:type="spellStart"/>
       <w:r>
@@ -1978,10 +1961,7 @@
       </w:r>
       <w:proofErr w:type="spellEnd"/>
       <w:r>
-        <w:t xml:space="preserve">. </w:t>
-      </w:r>
-      <w:r>
-        <w:t xml:space="preserve">In </w:t>
+        <w:t xml:space="preserve">. In </w:t>
       </w:r>
       <w:proofErr w:type="gramStart"/>
       <w:r>
@@ -1989,10 +1969,7 @@
       </w:r>
       <w:proofErr w:type="gramEnd"/>
       <w:r>
-        <w:t xml:space="preserve"> the deployment script can be used for updating and deploying the Docker image</w:t>
-      </w:r>
-      <w:r>
-        <w:t>, but for detail here is a roundup of the four files in this directory:</w:t>
+        <w:t xml:space="preserve"> the deployment script can be used for updating and deploying the Docker image, but for detail here is a roundup of the four files in this directory:</w:t>
       </w:r>
     </w:p>
     <w:p/>
@@ -2098,10 +2075,7 @@
       </w:r>
       <w:proofErr w:type="spellEnd"/>
       <w:r>
-        <w:t xml:space="preserve"> / Deployment Script</w:t>
-      </w:r>
-      <w:r>
-        <w:t xml:space="preserve"> Overview</w:t>
+        <w:t xml:space="preserve"> / Deployment Script Overview</w:t>
       </w:r>
       <w:bookmarkEnd w:id="5"/>
     </w:p>
@@ -3829,14 +3803,7 @@
                 <w:sz w:val="22"/>
                 <w:szCs w:val="22"/>
               </w:rPr>
-              <w:t>Password</w:t>
-            </w:r>
-            <w:r>
-              <w:rPr>
-                <w:sz w:val="22"/>
-                <w:szCs w:val="22"/>
-              </w:rPr>
-              <w:t xml:space="preserve"> for the RDS instance</w:t>
+              <w:t>Password for the RDS instance</w:t>
             </w:r>
           </w:p>
         </w:tc>
@@ -4277,6 +4244,7 @@
             <w:tcW w:w="1717" w:type="dxa"/>
           </w:tcPr>
           <w:p>
+            <w:bookmarkStart w:id="12" w:name="_Hlk199337493"/>
             <w:proofErr w:type="spellStart"/>
             <w:r>
               <w:t>push_flask_build</w:t>
@@ -4295,6 +4263,7 @@
           </w:p>
         </w:tc>
       </w:tr>
+      <w:bookmarkEnd w:id="12"/>
     </w:tbl>
     <w:p/>
     <w:p/>
@@ -4307,7 +4276,7 @@
       <w:pPr>
         <w:pStyle w:val="Heading2"/>
       </w:pPr>
-      <w:bookmarkStart w:id="12" w:name="_Toc171721462"/>
+      <w:bookmarkStart w:id="13" w:name="_Toc171721462"/>
       <w:proofErr w:type="spellStart"/>
       <w:r>
         <w:lastRenderedPageBreak/>
@@ -4320,19 +4289,19 @@
       <w:r>
         <w:t>Model Run Explanation</w:t>
       </w:r>
-      <w:bookmarkEnd w:id="12"/>
+      <w:bookmarkEnd w:id="13"/>
     </w:p>
     <w:p/>
     <w:p>
       <w:pPr>
         <w:pStyle w:val="Heading3"/>
       </w:pPr>
-      <w:bookmarkStart w:id="13" w:name="_Toc171721463"/>
+      <w:bookmarkStart w:id="14" w:name="_Toc171721463"/>
       <w:proofErr w:type="spellStart"/>
       <w:r>
         <w:t>Entrypoint</w:t>
       </w:r>
-      <w:bookmarkEnd w:id="13"/>
+      <w:bookmarkEnd w:id="14"/>
       <w:proofErr w:type="spellEnd"/>
     </w:p>
     <w:p/>
@@ -4395,7 +4364,7 @@
       <w:pPr>
         <w:pStyle w:val="Heading3"/>
       </w:pPr>
-      <w:bookmarkStart w:id="14" w:name="_Toc171721464"/>
+      <w:bookmarkStart w:id="15" w:name="_Toc171721464"/>
       <w:proofErr w:type="spellStart"/>
       <w:r>
         <w:t>Dockerized</w:t>
@@ -4404,7 +4373,7 @@
       <w:r>
         <w:t xml:space="preserve"> Flow Explanation</w:t>
       </w:r>
-      <w:bookmarkEnd w:id="14"/>
+      <w:bookmarkEnd w:id="15"/>
     </w:p>
     <w:p/>
     <w:p>
@@ -4435,6 +4404,9 @@
         <w:pStyle w:val="ListParagraph"/>
       </w:pPr>
       <w:r>
+        <w:rPr>
+          <w:noProof/>
+        </w:rPr>
         <w:drawing>
           <wp:inline distT="0" distB="0" distL="0" distR="0" wp14:anchorId="1738EA7C" wp14:editId="0A0CE3D8">
             <wp:extent cx="4443813" cy="1995443"/>
@@ -4519,6 +4491,7 @@
       <w:r>
         <w:rPr>
           <w:rFonts w:asciiTheme="majorHAnsi" w:eastAsiaTheme="majorEastAsia" w:hAnsiTheme="majorHAnsi" w:cstheme="majorBidi"/>
+          <w:noProof/>
           <w:color w:val="2F5496" w:themeColor="accent1" w:themeShade="BF"/>
           <w:sz w:val="26"/>
           <w:szCs w:val="26"/>
@@ -4628,6 +4601,7 @@
       <w:r>
         <w:rPr>
           <w:rFonts w:asciiTheme="majorHAnsi" w:eastAsiaTheme="majorEastAsia" w:hAnsiTheme="majorHAnsi" w:cstheme="majorBidi"/>
+          <w:noProof/>
           <w:color w:val="2F5496" w:themeColor="accent1" w:themeShade="BF"/>
           <w:sz w:val="26"/>
           <w:szCs w:val="26"/>
@@ -4693,6 +4667,7 @@
       <w:r>
         <w:rPr>
           <w:rFonts w:asciiTheme="majorHAnsi" w:eastAsiaTheme="majorEastAsia" w:hAnsiTheme="majorHAnsi" w:cstheme="majorBidi"/>
+          <w:noProof/>
           <w:color w:val="2F5496" w:themeColor="accent1" w:themeShade="BF"/>
           <w:sz w:val="26"/>
           <w:szCs w:val="26"/>
@@ -4765,11 +4740,11 @@
       <w:pPr>
         <w:pStyle w:val="Heading3"/>
       </w:pPr>
-      <w:bookmarkStart w:id="15" w:name="_Toc171721465"/>
+      <w:bookmarkStart w:id="16" w:name="_Toc171721465"/>
       <w:r>
         <w:t>Docker Scaling</w:t>
       </w:r>
-      <w:bookmarkEnd w:id="15"/>
+      <w:bookmarkEnd w:id="16"/>
     </w:p>
     <w:p>
       <w:pPr>
@@ -4826,14 +4801,11 @@
       <w:pPr>
         <w:pStyle w:val="Heading3"/>
       </w:pPr>
-      <w:bookmarkStart w:id="16" w:name="_Toc171721466"/>
-      <w:r>
-        <w:t xml:space="preserve">Docker </w:t>
-      </w:r>
-      <w:r>
-        <w:t>Local Testing</w:t>
-      </w:r>
-      <w:bookmarkEnd w:id="16"/>
+      <w:bookmarkStart w:id="17" w:name="_Toc171721466"/>
+      <w:r>
+        <w:t>Docker Local Testing</w:t>
+      </w:r>
+      <w:bookmarkEnd w:id="17"/>
     </w:p>
     <w:p/>
     <w:p>
@@ -4932,14 +4904,7 @@
           <w:i/>
           <w:iCs/>
         </w:rPr>
-        <w:t>` -e TASK_TOKEN_ENV_VARIABLE='IGNOREME' -e TRIM_SCENARIO_ID=</w:t>
-      </w:r>
-      <w:r>
-        <w:rPr>
-          <w:i/>
-          <w:iCs/>
-        </w:rPr>
-        <w:t>&lt;</w:t>
+        <w:t>` -e TASK_TOKEN_ENV_VARIABLE='IGNOREME' -e TRIM_SCENARIO_ID=&lt;</w:t>
       </w:r>
       <w:proofErr w:type="spellStart"/>
       <w:r>
@@ -4955,14 +4920,7 @@
           <w:i/>
           <w:iCs/>
         </w:rPr>
-        <w:t xml:space="preserve">&gt; </w:t>
-      </w:r>
-      <w:r>
-        <w:rPr>
-          <w:i/>
-          <w:iCs/>
-        </w:rPr>
-        <w:t>-e RDS_HOSTNAME=</w:t>
+        <w:t>&gt; -e RDS_HOSTNAME=</w:t>
       </w:r>
       <w:proofErr w:type="spellStart"/>
       <w:r>
@@ -5378,22 +5336,22 @@
       <w:pPr>
         <w:pStyle w:val="Heading2"/>
       </w:pPr>
-      <w:bookmarkStart w:id="17" w:name="_Toc171721467"/>
+      <w:bookmarkStart w:id="18" w:name="_Toc171721467"/>
       <w:r>
         <w:t>Troubleshooting / Logging / etc.</w:t>
       </w:r>
-      <w:bookmarkEnd w:id="17"/>
+      <w:bookmarkEnd w:id="18"/>
     </w:p>
     <w:p/>
     <w:p>
       <w:pPr>
         <w:pStyle w:val="Heading3"/>
       </w:pPr>
-      <w:bookmarkStart w:id="18" w:name="_Toc171721468"/>
+      <w:bookmarkStart w:id="19" w:name="_Toc171721468"/>
       <w:r>
         <w:t>Logs</w:t>
       </w:r>
-      <w:bookmarkEnd w:id="18"/>
+      <w:bookmarkEnd w:id="19"/>
     </w:p>
     <w:p/>
     <w:p>
@@ -5434,7 +5392,7 @@
       <w:pPr>
         <w:pStyle w:val="Heading3"/>
       </w:pPr>
-      <w:bookmarkStart w:id="19" w:name="_Toc171721469"/>
+      <w:bookmarkStart w:id="20" w:name="_Toc171721469"/>
       <w:r>
         <w:t xml:space="preserve">Accessing the </w:t>
       </w:r>
@@ -5447,7 +5405,7 @@
       <w:r>
         <w:t>s</w:t>
       </w:r>
-      <w:bookmarkEnd w:id="19"/>
+      <w:bookmarkEnd w:id="20"/>
     </w:p>
     <w:p/>
     <w:p>
@@ -5763,14 +5721,7 @@
           <w:i/>
           <w:iCs/>
         </w:rPr>
-        <w:t xml:space="preserve"> </w:t>
-      </w:r>
-      <w:r>
-        <w:rPr>
-          <w:i/>
-          <w:iCs/>
-        </w:rPr>
-        <w:t>&lt;</w:t>
+        <w:t xml:space="preserve"> &lt;</w:t>
       </w:r>
       <w:proofErr w:type="spellStart"/>
       <w:r>
@@ -5853,29 +5804,15 @@
           <w:i/>
           <w:iCs/>
         </w:rPr>
-        <w:t xml:space="preserve"> </w:t>
-      </w:r>
-      <w:r>
-        <w:rPr>
-          <w:i/>
-          <w:iCs/>
-        </w:rPr>
-        <w:t>&lt;/path/to/</w:t>
-      </w:r>
-      <w:proofErr w:type="spellStart"/>
-      <w:r>
-        <w:rPr>
-          <w:i/>
-          <w:iCs/>
-        </w:rPr>
-        <w:t>keypair</w:t>
-      </w:r>
-      <w:r>
-        <w:rPr>
-          <w:i/>
-          <w:iCs/>
-        </w:rPr>
-        <w:t>.pem</w:t>
+        <w:t xml:space="preserve"> &lt;/path/to/</w:t>
+      </w:r>
+      <w:proofErr w:type="spellStart"/>
+      <w:r>
+        <w:rPr>
+          <w:i/>
+          <w:iCs/>
+        </w:rPr>
+        <w:t>keypair.pem</w:t>
       </w:r>
       <w:proofErr w:type="spellEnd"/>
       <w:r>
@@ -5943,14 +5880,7 @@
           <w:i/>
           <w:iCs/>
         </w:rPr>
-        <w:t xml:space="preserve"> -M 20005 -N -f -L 6603:</w:t>
-      </w:r>
-      <w:r>
-        <w:rPr>
-          <w:i/>
-          <w:iCs/>
-        </w:rPr>
-        <w:t>&lt;</w:t>
+        <w:t xml:space="preserve"> -M 20005 -N -f -L 6603:&lt;</w:t>
       </w:r>
       <w:proofErr w:type="spellStart"/>
       <w:r>
@@ -5966,14 +5896,7 @@
           <w:i/>
           <w:iCs/>
         </w:rPr>
-        <w:t>&gt;</w:t>
-      </w:r>
-      <w:r>
-        <w:rPr>
-          <w:i/>
-          <w:iCs/>
-        </w:rPr>
-        <w:t xml:space="preserve">:3306 </w:t>
+        <w:t xml:space="preserve">&gt;:3306 </w:t>
       </w:r>
       <w:proofErr w:type="spellStart"/>
       <w:r>
@@ -6125,11 +6048,11 @@
       <w:pPr>
         <w:pStyle w:val="Heading2"/>
       </w:pPr>
-      <w:bookmarkStart w:id="20" w:name="_Toc171721470"/>
+      <w:bookmarkStart w:id="21" w:name="_Toc171721470"/>
       <w:r>
         <w:t>Uninstallation</w:t>
       </w:r>
-      <w:bookmarkEnd w:id="20"/>
+      <w:bookmarkEnd w:id="21"/>
     </w:p>
     <w:p/>
     <w:p>
@@ -6182,7 +6105,7 @@
 </file>
 
 <file path=word/numbering.xml><?xml version="1.0" encoding="utf-8"?>
-<w:numbering xmlns:wpc="http://schemas.microsoft.com/office/word/2010/wordprocessingCanvas" xmlns:cx="http://schemas.microsoft.com/office/drawing/2014/chartex" xmlns:cx1="http://schemas.microsoft.com/office/drawing/2015/9/8/chartex" xmlns:cx2="http://schemas.microsoft.com/office/drawing/2015/10/21/chartex" xmlns:cx3="http://schemas.microsoft.com/office/drawing/2016/5/9/chartex" xmlns:cx4="http://schemas.microsoft.com/office/drawing/2016/5/10/chartex" xmlns:cx5="http://schemas.microsoft.com/office/drawing/2016/5/11/chartex" xmlns:cx6="http://schemas.microsoft.com/office/drawing/2016/5/12/chartex" xmlns:cx7="http://schemas.microsoft.com/office/drawing/2016/5/13/chartex" xmlns:cx8="http://schemas.microsoft.com/office/drawing/2016/5/14/chartex" xmlns:mc="http://schemas.openxmlformats.org/markup-compatibility/2006" xmlns:aink="http://schemas.microsoft.com/office/drawing/2016/ink" xmlns:am3d="http://schemas.microsoft.com/office/drawing/2017/model3d" xmlns:o="urn:schemas-microsoft-com:office:office" xmlns:oel="http://schemas.microsoft.com/office/2019/extlst" xmlns:r="http://schemas.openxmlformats.org/officeDocument/2006/relationships" xmlns:m="http://schemas.openxmlformats.org/officeDocument/2006/math" xmlns:v="urn:schemas-microsoft-com:vml" xmlns:wp14="http://schemas.microsoft.com/office/word/2010/wordprocessingDrawing" xmlns:wp="http://schemas.openxmlformats.org/drawingml/2006/wordprocessingDrawing" xmlns:w10="urn:schemas-microsoft-com:office:word" xmlns:w="http://schemas.openxmlformats.org/wordprocessingml/2006/main" xmlns:w14="http://schemas.microsoft.com/office/word/2010/wordml" xmlns:w15="http://schemas.microsoft.com/office/word/2012/wordml" xmlns:w16cex="http://schemas.microsoft.com/office/word/2018/wordml/cex" xmlns:w16cid="http://schemas.microsoft.com/office/word/2016/wordml/cid" xmlns:w16="http://schemas.microsoft.com/office/word/2018/wordml" xmlns:w16sdtdh="http://schemas.microsoft.com/office/word/2020/wordml/sdtdatahash" xmlns:w16se="http://schemas.microsoft.com/office/word/2015/wordml/symex" xmlns:wpg="http://schemas.microsoft.com/office/word/2010/wordprocessingGroup" xmlns:wpi="http://schemas.microsoft.com/office/word/2010/wordprocessingInk" xmlns:wne="http://schemas.microsoft.com/office/word/2006/wordml" xmlns:wps="http://schemas.microsoft.com/office/word/2010/wordprocessingShape" mc:Ignorable="w14 w15 w16se w16cid w16 w16cex w16sdtdh wp14">
+<w:numbering xmlns:wpc="http://schemas.microsoft.com/office/word/2010/wordprocessingCanvas" xmlns:cx="http://schemas.microsoft.com/office/drawing/2014/chartex" xmlns:cx1="http://schemas.microsoft.com/office/drawing/2015/9/8/chartex" xmlns:cx2="http://schemas.microsoft.com/office/drawing/2015/10/21/chartex" xmlns:cx3="http://schemas.microsoft.com/office/drawing/2016/5/9/chartex" xmlns:cx4="http://schemas.microsoft.com/office/drawing/2016/5/10/chartex" xmlns:cx5="http://schemas.microsoft.com/office/drawing/2016/5/11/chartex" xmlns:cx6="http://schemas.microsoft.com/office/drawing/2016/5/12/chartex" xmlns:cx7="http://schemas.microsoft.com/office/drawing/2016/5/13/chartex" xmlns:cx8="http://schemas.microsoft.com/office/drawing/2016/5/14/chartex" xmlns:mc="http://schemas.openxmlformats.org/markup-compatibility/2006" xmlns:aink="http://schemas.microsoft.com/office/drawing/2016/ink" xmlns:am3d="http://schemas.microsoft.com/office/drawing/2017/model3d" xmlns:o="urn:schemas-microsoft-com:office:office" xmlns:oel="http://schemas.microsoft.com/office/2019/extlst" xmlns:r="http://schemas.openxmlformats.org/officeDocument/2006/relationships" xmlns:m="http://schemas.openxmlformats.org/officeDocument/2006/math" xmlns:v="urn:schemas-microsoft-com:vml" xmlns:wp14="http://schemas.microsoft.com/office/word/2010/wordprocessingDrawing" xmlns:wp="http://schemas.openxmlformats.org/drawingml/2006/wordprocessingDrawing" xmlns:w10="urn:schemas-microsoft-com:office:word" xmlns:w="http://schemas.openxmlformats.org/wordprocessingml/2006/main" xmlns:w14="http://schemas.microsoft.com/office/word/2010/wordml" xmlns:w15="http://schemas.microsoft.com/office/word/2012/wordml" xmlns:w16cex="http://schemas.microsoft.com/office/word/2018/wordml/cex" xmlns:w16cid="http://schemas.microsoft.com/office/word/2016/wordml/cid" xmlns:w16="http://schemas.microsoft.com/office/word/2018/wordml" xmlns:w16du="http://schemas.microsoft.com/office/word/2023/wordml/word16du" xmlns:w16sdtdh="http://schemas.microsoft.com/office/word/2020/wordml/sdtdatahash" xmlns:w16sdtfl="http://schemas.microsoft.com/office/word/2024/wordml/sdtformatlock" xmlns:w16se="http://schemas.microsoft.com/office/word/2015/wordml/symex" xmlns:wpg="http://schemas.microsoft.com/office/word/2010/wordprocessingGroup" xmlns:wpi="http://schemas.microsoft.com/office/word/2010/wordprocessingInk" xmlns:wne="http://schemas.microsoft.com/office/word/2006/wordml" xmlns:wps="http://schemas.microsoft.com/office/word/2010/wordprocessingShape" mc:Ignorable="w14 w15 w16se w16cid w16 w16cex w16sdtdh w16sdtfl w16du wp14">
   <w:abstractNum w:abstractNumId="0" w15:restartNumberingAfterBreak="0">
     <w:nsid w:val="1CB457AC"/>
     <w:multiLevelType w:val="hybridMultilevel"/>
@@ -6627,7 +6550,7 @@
 </file>
 
 <file path=word/styles.xml><?xml version="1.0" encoding="utf-8"?>
-<w:styles xmlns:mc="http://schemas.openxmlformats.org/markup-compatibility/2006" xmlns:r="http://schemas.openxmlformats.org/officeDocument/2006/relationships" xmlns:w="http://schemas.openxmlformats.org/wordprocessingml/2006/main" xmlns:w14="http://schemas.microsoft.com/office/word/2010/wordml" xmlns:w15="http://schemas.microsoft.com/office/word/2012/wordml" xmlns:w16cex="http://schemas.microsoft.com/office/word/2018/wordml/cex" xmlns:w16cid="http://schemas.microsoft.com/office/word/2016/wordml/cid" xmlns:w16="http://schemas.microsoft.com/office/word/2018/wordml" xmlns:w16sdtdh="http://schemas.microsoft.com/office/word/2020/wordml/sdtdatahash" xmlns:w16se="http://schemas.microsoft.com/office/word/2015/wordml/symex" mc:Ignorable="w14 w15 w16se w16cid w16 w16cex w16sdtdh">
+<w:styles xmlns:mc="http://schemas.openxmlformats.org/markup-compatibility/2006" xmlns:r="http://schemas.openxmlformats.org/officeDocument/2006/relationships" xmlns:w="http://schemas.openxmlformats.org/wordprocessingml/2006/main" xmlns:w14="http://schemas.microsoft.com/office/word/2010/wordml" xmlns:w15="http://schemas.microsoft.com/office/word/2012/wordml" xmlns:w16cex="http://schemas.microsoft.com/office/word/2018/wordml/cex" xmlns:w16cid="http://schemas.microsoft.com/office/word/2016/wordml/cid" xmlns:w16="http://schemas.microsoft.com/office/word/2018/wordml" xmlns:w16du="http://schemas.microsoft.com/office/word/2023/wordml/word16du" xmlns:w16sdtdh="http://schemas.microsoft.com/office/word/2020/wordml/sdtdatahash" xmlns:w16sdtfl="http://schemas.microsoft.com/office/word/2024/wordml/sdtformatlock" xmlns:w16se="http://schemas.microsoft.com/office/word/2015/wordml/symex" mc:Ignorable="w14 w15 w16se w16cid w16 w16cex w16sdtdh w16sdtfl w16du">
   <w:docDefaults>
     <w:rPrDefault>
       <w:rPr>

--- a/Documentation/Developer Architecture and Deployment Guide.docx
+++ b/Documentation/Developer Architecture and Deployment Guide.docx
@@ -6,21 +6,41 @@
       <w:pPr>
         <w:pStyle w:val="Heading1"/>
       </w:pPr>
-      <w:bookmarkStart w:id="0" w:name="_Toc171721450"/>
-      <w:r>
-        <w:t xml:space="preserve">2024 </w:t>
-      </w:r>
-      <w:proofErr w:type="spellStart"/>
-      <w:r>
-        <w:t>PyTRIM</w:t>
-      </w:r>
-      <w:proofErr w:type="spellEnd"/>
-      <w:r>
-        <w:t xml:space="preserve"> Architecture and Deployment Guide</w:t>
+      <w:bookmarkStart w:id="0" w:name="_Toc212216832"/>
+      <w:r>
+        <w:t>PyTRIM Architecture and Deployment Guide</w:t>
       </w:r>
       <w:bookmarkEnd w:id="0"/>
     </w:p>
-    <w:p/>
+    <w:p>
+      <w:pPr>
+        <w:pStyle w:val="Heading2"/>
+        <w:rPr>
+          <w:sz w:val="24"/>
+          <w:szCs w:val="24"/>
+        </w:rPr>
+      </w:pPr>
+      <w:bookmarkStart w:id="1" w:name="_Toc211852502"/>
+      <w:bookmarkStart w:id="2" w:name="_Toc211860574"/>
+      <w:bookmarkStart w:id="3" w:name="_Toc212216833"/>
+      <w:r>
+        <w:rPr>
+          <w:sz w:val="24"/>
+          <w:szCs w:val="24"/>
+        </w:rPr>
+        <w:t>Last Updated: 2025-10-2</w:t>
+      </w:r>
+      <w:bookmarkEnd w:id="1"/>
+      <w:bookmarkEnd w:id="2"/>
+      <w:r>
+        <w:rPr>
+          <w:sz w:val="24"/>
+          <w:szCs w:val="24"/>
+        </w:rPr>
+        <w:t>4</w:t>
+      </w:r>
+      <w:bookmarkEnd w:id="3"/>
+    </w:p>
     <w:sdt>
       <w:sdtPr>
         <w:rPr>
@@ -85,13 +105,13 @@
             </w:rPr>
             <w:fldChar w:fldCharType="separate"/>
           </w:r>
-          <w:hyperlink w:anchor="_Toc171721450" w:history="1">
+          <w:hyperlink w:anchor="_Toc212216832" w:history="1">
             <w:r>
               <w:rPr>
                 <w:rStyle w:val="Hyperlink"/>
                 <w:noProof/>
               </w:rPr>
-              <w:t>2024 PyTRIM Architecture and Deployment Guide</w:t>
+              <w:t>PyTRIM Architecture and Deployment Guide</w:t>
             </w:r>
             <w:r>
               <w:rPr>
@@ -112,7 +132,7 @@
                 <w:noProof/>
                 <w:webHidden/>
               </w:rPr>
-              <w:instrText xml:space="preserve"> PAGEREF _Toc171721450 \h </w:instrText>
+              <w:instrText xml:space="preserve"> PAGEREF _Toc212216832 \h </w:instrText>
             </w:r>
             <w:r>
               <w:rPr>
@@ -160,13 +180,13 @@
               <w14:ligatures w14:val="standardContextual"/>
             </w:rPr>
           </w:pPr>
-          <w:hyperlink w:anchor="_Toc171721451" w:history="1">
+          <w:hyperlink w:anchor="_Toc212216833" w:history="1">
             <w:r>
               <w:rPr>
                 <w:rStyle w:val="Hyperlink"/>
                 <w:noProof/>
               </w:rPr>
-              <w:t>Introduction</w:t>
+              <w:t>Last Updated: 2025-10-24</w:t>
             </w:r>
             <w:r>
               <w:rPr>
@@ -187,7 +207,7 @@
                 <w:noProof/>
                 <w:webHidden/>
               </w:rPr>
-              <w:instrText xml:space="preserve"> PAGEREF _Toc171721451 \h </w:instrText>
+              <w:instrText xml:space="preserve"> PAGEREF _Toc212216833 \h </w:instrText>
             </w:r>
             <w:r>
               <w:rPr>
@@ -207,7 +227,7 @@
                 <w:noProof/>
                 <w:webHidden/>
               </w:rPr>
-              <w:t>2</w:t>
+              <w:t>1</w:t>
             </w:r>
             <w:r>
               <w:rPr>
@@ -235,13 +255,13 @@
               <w14:ligatures w14:val="standardContextual"/>
             </w:rPr>
           </w:pPr>
-          <w:hyperlink w:anchor="_Toc171721452" w:history="1">
+          <w:hyperlink w:anchor="_Toc212216834" w:history="1">
             <w:r>
               <w:rPr>
                 <w:rStyle w:val="Hyperlink"/>
                 <w:noProof/>
               </w:rPr>
-              <w:t>Architecture</w:t>
+              <w:t>Introduction</w:t>
             </w:r>
             <w:r>
               <w:rPr>
@@ -262,7 +282,7 @@
                 <w:noProof/>
                 <w:webHidden/>
               </w:rPr>
-              <w:instrText xml:space="preserve"> PAGEREF _Toc171721452 \h </w:instrText>
+              <w:instrText xml:space="preserve"> PAGEREF _Toc212216834 \h </w:instrText>
             </w:r>
             <w:r>
               <w:rPr>
@@ -282,7 +302,7 @@
                 <w:noProof/>
                 <w:webHidden/>
               </w:rPr>
-              <w:t>3</w:t>
+              <w:t>2</w:t>
             </w:r>
             <w:r>
               <w:rPr>
@@ -310,13 +330,13 @@
               <w14:ligatures w14:val="standardContextual"/>
             </w:rPr>
           </w:pPr>
-          <w:hyperlink w:anchor="_Toc171721453" w:history="1">
+          <w:hyperlink w:anchor="_Toc212216835" w:history="1">
             <w:r>
               <w:rPr>
                 <w:rStyle w:val="Hyperlink"/>
                 <w:noProof/>
               </w:rPr>
-              <w:t>Docker Overview</w:t>
+              <w:t>Architecture</w:t>
             </w:r>
             <w:r>
               <w:rPr>
@@ -337,7 +357,7 @@
                 <w:noProof/>
                 <w:webHidden/>
               </w:rPr>
-              <w:instrText xml:space="preserve"> PAGEREF _Toc171721453 \h </w:instrText>
+              <w:instrText xml:space="preserve"> PAGEREF _Toc212216835 \h </w:instrText>
             </w:r>
             <w:r>
               <w:rPr>
@@ -357,80 +377,7 @@
                 <w:noProof/>
                 <w:webHidden/>
               </w:rPr>
-              <w:t>4</w:t>
-            </w:r>
-            <w:r>
-              <w:rPr>
-                <w:noProof/>
-                <w:webHidden/>
-              </w:rPr>
-              <w:fldChar w:fldCharType="end"/>
-            </w:r>
-          </w:hyperlink>
-        </w:p>
-        <w:p>
-          <w:pPr>
-            <w:pStyle w:val="TOC3"/>
-            <w:tabs>
-              <w:tab w:val="right" w:leader="dot" w:pos="9350"/>
-            </w:tabs>
-            <w:rPr>
-              <w:rFonts w:eastAsiaTheme="minorEastAsia" w:cstheme="minorBidi"/>
-              <w:noProof/>
-              <w:kern w:val="2"/>
-              <w:sz w:val="24"/>
-              <w:szCs w:val="24"/>
-              <w14:ligatures w14:val="standardContextual"/>
-            </w:rPr>
-          </w:pPr>
-          <w:hyperlink w:anchor="_Toc171721454" w:history="1">
-            <w:r>
-              <w:rPr>
-                <w:rStyle w:val="Hyperlink"/>
-                <w:noProof/>
-              </w:rPr>
-              <w:t>Code</w:t>
-            </w:r>
-            <w:r>
-              <w:rPr>
-                <w:noProof/>
-                <w:webHidden/>
-              </w:rPr>
-              <w:tab/>
-            </w:r>
-            <w:r>
-              <w:rPr>
-                <w:noProof/>
-                <w:webHidden/>
-              </w:rPr>
-              <w:fldChar w:fldCharType="begin"/>
-            </w:r>
-            <w:r>
-              <w:rPr>
-                <w:noProof/>
-                <w:webHidden/>
-              </w:rPr>
-              <w:instrText xml:space="preserve"> PAGEREF _Toc171721454 \h </w:instrText>
-            </w:r>
-            <w:r>
-              <w:rPr>
-                <w:noProof/>
-                <w:webHidden/>
-              </w:rPr>
-            </w:r>
-            <w:r>
-              <w:rPr>
-                <w:noProof/>
-                <w:webHidden/>
-              </w:rPr>
-              <w:fldChar w:fldCharType="separate"/>
-            </w:r>
-            <w:r>
-              <w:rPr>
-                <w:noProof/>
-                <w:webHidden/>
-              </w:rPr>
-              <w:t>4</w:t>
+              <w:t>3</w:t>
             </w:r>
             <w:r>
               <w:rPr>
@@ -458,13 +405,13 @@
               <w14:ligatures w14:val="standardContextual"/>
             </w:rPr>
           </w:pPr>
-          <w:hyperlink w:anchor="_Toc171721455" w:history="1">
+          <w:hyperlink w:anchor="_Toc212216836" w:history="1">
             <w:r>
               <w:rPr>
                 <w:rStyle w:val="Hyperlink"/>
                 <w:noProof/>
               </w:rPr>
-              <w:t>IaC / Deployment Script Overview</w:t>
+              <w:t>Docker Overview</w:t>
             </w:r>
             <w:r>
               <w:rPr>
@@ -485,7 +432,7 @@
                 <w:noProof/>
                 <w:webHidden/>
               </w:rPr>
-              <w:instrText xml:space="preserve"> PAGEREF _Toc171721455 \h </w:instrText>
+              <w:instrText xml:space="preserve"> PAGEREF _Toc212216836 \h </w:instrText>
             </w:r>
             <w:r>
               <w:rPr>
@@ -505,7 +452,7 @@
                 <w:noProof/>
                 <w:webHidden/>
               </w:rPr>
-              <w:t>5</w:t>
+              <w:t>4</w:t>
             </w:r>
             <w:r>
               <w:rPr>
@@ -531,7 +478,7 @@
               <w14:ligatures w14:val="standardContextual"/>
             </w:rPr>
           </w:pPr>
-          <w:hyperlink w:anchor="_Toc171721456" w:history="1">
+          <w:hyperlink w:anchor="_Toc212216837" w:history="1">
             <w:r>
               <w:rPr>
                 <w:rStyle w:val="Hyperlink"/>
@@ -558,7 +505,7 @@
                 <w:noProof/>
                 <w:webHidden/>
               </w:rPr>
-              <w:instrText xml:space="preserve"> PAGEREF _Toc171721456 \h </w:instrText>
+              <w:instrText xml:space="preserve"> PAGEREF _Toc212216837 \h </w:instrText>
             </w:r>
             <w:r>
               <w:rPr>
@@ -578,7 +525,7 @@
                 <w:noProof/>
                 <w:webHidden/>
               </w:rPr>
-              <w:t>5</w:t>
+              <w:t>4</w:t>
             </w:r>
             <w:r>
               <w:rPr>
@@ -606,13 +553,13 @@
               <w14:ligatures w14:val="standardContextual"/>
             </w:rPr>
           </w:pPr>
-          <w:hyperlink w:anchor="_Toc171721457" w:history="1">
+          <w:hyperlink w:anchor="_Toc212216838" w:history="1">
             <w:r>
               <w:rPr>
                 <w:rStyle w:val="Hyperlink"/>
                 <w:noProof/>
               </w:rPr>
-              <w:t>Deployment Script</w:t>
+              <w:t>IaC / Deployment Script Overview</w:t>
             </w:r>
             <w:r>
               <w:rPr>
@@ -633,7 +580,7 @@
                 <w:noProof/>
                 <w:webHidden/>
               </w:rPr>
-              <w:instrText xml:space="preserve"> PAGEREF _Toc171721457 \h </w:instrText>
+              <w:instrText xml:space="preserve"> PAGEREF _Toc212216838 \h </w:instrText>
             </w:r>
             <w:r>
               <w:rPr>
@@ -653,7 +600,7 @@
                 <w:noProof/>
                 <w:webHidden/>
               </w:rPr>
-              <w:t>6</w:t>
+              <w:t>5</w:t>
             </w:r>
             <w:r>
               <w:rPr>
@@ -679,13 +626,13 @@
               <w14:ligatures w14:val="standardContextual"/>
             </w:rPr>
           </w:pPr>
-          <w:hyperlink w:anchor="_Toc171721458" w:history="1">
+          <w:hyperlink w:anchor="_Toc212216839" w:history="1">
             <w:r>
               <w:rPr>
                 <w:rStyle w:val="Hyperlink"/>
                 <w:noProof/>
               </w:rPr>
-              <w:t>Setting Up the Deployment Script</w:t>
+              <w:t>Code</w:t>
             </w:r>
             <w:r>
               <w:rPr>
@@ -706,7 +653,7 @@
                 <w:noProof/>
                 <w:webHidden/>
               </w:rPr>
-              <w:instrText xml:space="preserve"> PAGEREF _Toc171721458 \h </w:instrText>
+              <w:instrText xml:space="preserve"> PAGEREF _Toc212216839 \h </w:instrText>
             </w:r>
             <w:r>
               <w:rPr>
@@ -726,226 +673,7 @@
                 <w:noProof/>
                 <w:webHidden/>
               </w:rPr>
-              <w:t>6</w:t>
-            </w:r>
-            <w:r>
-              <w:rPr>
-                <w:noProof/>
-                <w:webHidden/>
-              </w:rPr>
-              <w:fldChar w:fldCharType="end"/>
-            </w:r>
-          </w:hyperlink>
-        </w:p>
-        <w:p>
-          <w:pPr>
-            <w:pStyle w:val="TOC3"/>
-            <w:tabs>
-              <w:tab w:val="right" w:leader="dot" w:pos="9350"/>
-            </w:tabs>
-            <w:rPr>
-              <w:rFonts w:eastAsiaTheme="minorEastAsia" w:cstheme="minorBidi"/>
-              <w:noProof/>
-              <w:kern w:val="2"/>
-              <w:sz w:val="24"/>
-              <w:szCs w:val="24"/>
-              <w14:ligatures w14:val="standardContextual"/>
-            </w:rPr>
-          </w:pPr>
-          <w:hyperlink w:anchor="_Toc171721459" w:history="1">
-            <w:r>
-              <w:rPr>
-                <w:rStyle w:val="Hyperlink"/>
-                <w:noProof/>
-              </w:rPr>
-              <w:t>Configuration File</w:t>
-            </w:r>
-            <w:r>
-              <w:rPr>
-                <w:noProof/>
-                <w:webHidden/>
-              </w:rPr>
-              <w:tab/>
-            </w:r>
-            <w:r>
-              <w:rPr>
-                <w:noProof/>
-                <w:webHidden/>
-              </w:rPr>
-              <w:fldChar w:fldCharType="begin"/>
-            </w:r>
-            <w:r>
-              <w:rPr>
-                <w:noProof/>
-                <w:webHidden/>
-              </w:rPr>
-              <w:instrText xml:space="preserve"> PAGEREF _Toc171721459 \h </w:instrText>
-            </w:r>
-            <w:r>
-              <w:rPr>
-                <w:noProof/>
-                <w:webHidden/>
-              </w:rPr>
-            </w:r>
-            <w:r>
-              <w:rPr>
-                <w:noProof/>
-                <w:webHidden/>
-              </w:rPr>
-              <w:fldChar w:fldCharType="separate"/>
-            </w:r>
-            <w:r>
-              <w:rPr>
-                <w:noProof/>
-                <w:webHidden/>
-              </w:rPr>
-              <w:t>6</w:t>
-            </w:r>
-            <w:r>
-              <w:rPr>
-                <w:noProof/>
-                <w:webHidden/>
-              </w:rPr>
-              <w:fldChar w:fldCharType="end"/>
-            </w:r>
-          </w:hyperlink>
-        </w:p>
-        <w:p>
-          <w:pPr>
-            <w:pStyle w:val="TOC3"/>
-            <w:tabs>
-              <w:tab w:val="right" w:leader="dot" w:pos="9350"/>
-            </w:tabs>
-            <w:rPr>
-              <w:rFonts w:eastAsiaTheme="minorEastAsia" w:cstheme="minorBidi"/>
-              <w:noProof/>
-              <w:kern w:val="2"/>
-              <w:sz w:val="24"/>
-              <w:szCs w:val="24"/>
-              <w14:ligatures w14:val="standardContextual"/>
-            </w:rPr>
-          </w:pPr>
-          <w:hyperlink w:anchor="_Toc171721460" w:history="1">
-            <w:r>
-              <w:rPr>
-                <w:rStyle w:val="Hyperlink"/>
-                <w:noProof/>
-              </w:rPr>
-              <w:t>AWS Credentials</w:t>
-            </w:r>
-            <w:r>
-              <w:rPr>
-                <w:noProof/>
-                <w:webHidden/>
-              </w:rPr>
-              <w:tab/>
-            </w:r>
-            <w:r>
-              <w:rPr>
-                <w:noProof/>
-                <w:webHidden/>
-              </w:rPr>
-              <w:fldChar w:fldCharType="begin"/>
-            </w:r>
-            <w:r>
-              <w:rPr>
-                <w:noProof/>
-                <w:webHidden/>
-              </w:rPr>
-              <w:instrText xml:space="preserve"> PAGEREF _Toc171721460 \h </w:instrText>
-            </w:r>
-            <w:r>
-              <w:rPr>
-                <w:noProof/>
-                <w:webHidden/>
-              </w:rPr>
-            </w:r>
-            <w:r>
-              <w:rPr>
-                <w:noProof/>
-                <w:webHidden/>
-              </w:rPr>
-              <w:fldChar w:fldCharType="separate"/>
-            </w:r>
-            <w:r>
-              <w:rPr>
-                <w:noProof/>
-                <w:webHidden/>
-              </w:rPr>
-              <w:t>8</w:t>
-            </w:r>
-            <w:r>
-              <w:rPr>
-                <w:noProof/>
-                <w:webHidden/>
-              </w:rPr>
-              <w:fldChar w:fldCharType="end"/>
-            </w:r>
-          </w:hyperlink>
-        </w:p>
-        <w:p>
-          <w:pPr>
-            <w:pStyle w:val="TOC3"/>
-            <w:tabs>
-              <w:tab w:val="right" w:leader="dot" w:pos="9350"/>
-            </w:tabs>
-            <w:rPr>
-              <w:rFonts w:eastAsiaTheme="minorEastAsia" w:cstheme="minorBidi"/>
-              <w:noProof/>
-              <w:kern w:val="2"/>
-              <w:sz w:val="24"/>
-              <w:szCs w:val="24"/>
-              <w14:ligatures w14:val="standardContextual"/>
-            </w:rPr>
-          </w:pPr>
-          <w:hyperlink w:anchor="_Toc171721461" w:history="1">
-            <w:r>
-              <w:rPr>
-                <w:rStyle w:val="Hyperlink"/>
-                <w:noProof/>
-              </w:rPr>
-              <w:t>Deployment Modes</w:t>
-            </w:r>
-            <w:r>
-              <w:rPr>
-                <w:noProof/>
-                <w:webHidden/>
-              </w:rPr>
-              <w:tab/>
-            </w:r>
-            <w:r>
-              <w:rPr>
-                <w:noProof/>
-                <w:webHidden/>
-              </w:rPr>
-              <w:fldChar w:fldCharType="begin"/>
-            </w:r>
-            <w:r>
-              <w:rPr>
-                <w:noProof/>
-                <w:webHidden/>
-              </w:rPr>
-              <w:instrText xml:space="preserve"> PAGEREF _Toc171721461 \h </w:instrText>
-            </w:r>
-            <w:r>
-              <w:rPr>
-                <w:noProof/>
-                <w:webHidden/>
-              </w:rPr>
-            </w:r>
-            <w:r>
-              <w:rPr>
-                <w:noProof/>
-                <w:webHidden/>
-              </w:rPr>
-              <w:fldChar w:fldCharType="separate"/>
-            </w:r>
-            <w:r>
-              <w:rPr>
-                <w:noProof/>
-                <w:webHidden/>
-              </w:rPr>
-              <w:t>8</w:t>
+              <w:t>5</w:t>
             </w:r>
             <w:r>
               <w:rPr>
@@ -973,13 +701,13 @@
               <w14:ligatures w14:val="standardContextual"/>
             </w:rPr>
           </w:pPr>
-          <w:hyperlink w:anchor="_Toc171721462" w:history="1">
+          <w:hyperlink w:anchor="_Toc212216840" w:history="1">
             <w:r>
               <w:rPr>
                 <w:rStyle w:val="Hyperlink"/>
                 <w:noProof/>
               </w:rPr>
-              <w:t>Dockerized Model Run Explanation</w:t>
+              <w:t>Deployment Script</w:t>
             </w:r>
             <w:r>
               <w:rPr>
@@ -1000,7 +728,7 @@
                 <w:noProof/>
                 <w:webHidden/>
               </w:rPr>
-              <w:instrText xml:space="preserve"> PAGEREF _Toc171721462 \h </w:instrText>
+              <w:instrText xml:space="preserve"> PAGEREF _Toc212216840 \h </w:instrText>
             </w:r>
             <w:r>
               <w:rPr>
@@ -1020,7 +748,7 @@
                 <w:noProof/>
                 <w:webHidden/>
               </w:rPr>
-              <w:t>9</w:t>
+              <w:t>6</w:t>
             </w:r>
             <w:r>
               <w:rPr>
@@ -1046,13 +774,13 @@
               <w14:ligatures w14:val="standardContextual"/>
             </w:rPr>
           </w:pPr>
-          <w:hyperlink w:anchor="_Toc171721463" w:history="1">
+          <w:hyperlink w:anchor="_Toc212216841" w:history="1">
             <w:r>
               <w:rPr>
                 <w:rStyle w:val="Hyperlink"/>
                 <w:noProof/>
               </w:rPr>
-              <w:t>Entrypoint</w:t>
+              <w:t>Setting Up the Deployment Script</w:t>
             </w:r>
             <w:r>
               <w:rPr>
@@ -1073,7 +801,7 @@
                 <w:noProof/>
                 <w:webHidden/>
               </w:rPr>
-              <w:instrText xml:space="preserve"> PAGEREF _Toc171721463 \h </w:instrText>
+              <w:instrText xml:space="preserve"> PAGEREF _Toc212216841 \h </w:instrText>
             </w:r>
             <w:r>
               <w:rPr>
@@ -1093,7 +821,7 @@
                 <w:noProof/>
                 <w:webHidden/>
               </w:rPr>
-              <w:t>9</w:t>
+              <w:t>6</w:t>
             </w:r>
             <w:r>
               <w:rPr>
@@ -1119,13 +847,13 @@
               <w14:ligatures w14:val="standardContextual"/>
             </w:rPr>
           </w:pPr>
-          <w:hyperlink w:anchor="_Toc171721464" w:history="1">
+          <w:hyperlink w:anchor="_Toc212216842" w:history="1">
             <w:r>
               <w:rPr>
                 <w:rStyle w:val="Hyperlink"/>
                 <w:noProof/>
               </w:rPr>
-              <w:t>Dockerized Flow Explanation</w:t>
+              <w:t>Configuration File</w:t>
             </w:r>
             <w:r>
               <w:rPr>
@@ -1146,7 +874,7 @@
                 <w:noProof/>
                 <w:webHidden/>
               </w:rPr>
-              <w:instrText xml:space="preserve"> PAGEREF _Toc171721464 \h </w:instrText>
+              <w:instrText xml:space="preserve"> PAGEREF _Toc212216842 \h </w:instrText>
             </w:r>
             <w:r>
               <w:rPr>
@@ -1166,7 +894,7 @@
                 <w:noProof/>
                 <w:webHidden/>
               </w:rPr>
-              <w:t>9</w:t>
+              <w:t>6</w:t>
             </w:r>
             <w:r>
               <w:rPr>
@@ -1192,13 +920,13 @@
               <w14:ligatures w14:val="standardContextual"/>
             </w:rPr>
           </w:pPr>
-          <w:hyperlink w:anchor="_Toc171721465" w:history="1">
+          <w:hyperlink w:anchor="_Toc212216843" w:history="1">
             <w:r>
               <w:rPr>
                 <w:rStyle w:val="Hyperlink"/>
                 <w:noProof/>
               </w:rPr>
-              <w:t>Docker Scaling</w:t>
+              <w:t>AWS Credentials</w:t>
             </w:r>
             <w:r>
               <w:rPr>
@@ -1219,7 +947,7 @@
                 <w:noProof/>
                 <w:webHidden/>
               </w:rPr>
-              <w:instrText xml:space="preserve"> PAGEREF _Toc171721465 \h </w:instrText>
+              <w:instrText xml:space="preserve"> PAGEREF _Toc212216843 \h </w:instrText>
             </w:r>
             <w:r>
               <w:rPr>
@@ -1239,7 +967,7 @@
                 <w:noProof/>
                 <w:webHidden/>
               </w:rPr>
-              <w:t>11</w:t>
+              <w:t>8</w:t>
             </w:r>
             <w:r>
               <w:rPr>
@@ -1265,13 +993,13 @@
               <w14:ligatures w14:val="standardContextual"/>
             </w:rPr>
           </w:pPr>
-          <w:hyperlink w:anchor="_Toc171721466" w:history="1">
+          <w:hyperlink w:anchor="_Toc212216844" w:history="1">
             <w:r>
               <w:rPr>
                 <w:rStyle w:val="Hyperlink"/>
                 <w:noProof/>
               </w:rPr>
-              <w:t>Docker Local Testing</w:t>
+              <w:t>Deployment Modes</w:t>
             </w:r>
             <w:r>
               <w:rPr>
@@ -1292,7 +1020,7 @@
                 <w:noProof/>
                 <w:webHidden/>
               </w:rPr>
-              <w:instrText xml:space="preserve"> PAGEREF _Toc171721466 \h </w:instrText>
+              <w:instrText xml:space="preserve"> PAGEREF _Toc212216844 \h </w:instrText>
             </w:r>
             <w:r>
               <w:rPr>
@@ -1312,7 +1040,80 @@
                 <w:noProof/>
                 <w:webHidden/>
               </w:rPr>
-              <w:t>12</w:t>
+              <w:t>8</w:t>
+            </w:r>
+            <w:r>
+              <w:rPr>
+                <w:noProof/>
+                <w:webHidden/>
+              </w:rPr>
+              <w:fldChar w:fldCharType="end"/>
+            </w:r>
+          </w:hyperlink>
+        </w:p>
+        <w:p>
+          <w:pPr>
+            <w:pStyle w:val="TOC3"/>
+            <w:tabs>
+              <w:tab w:val="right" w:leader="dot" w:pos="9350"/>
+            </w:tabs>
+            <w:rPr>
+              <w:rFonts w:eastAsiaTheme="minorEastAsia" w:cstheme="minorBidi"/>
+              <w:noProof/>
+              <w:kern w:val="2"/>
+              <w:sz w:val="24"/>
+              <w:szCs w:val="24"/>
+              <w14:ligatures w14:val="standardContextual"/>
+            </w:rPr>
+          </w:pPr>
+          <w:hyperlink w:anchor="_Toc212216845" w:history="1">
+            <w:r>
+              <w:rPr>
+                <w:rStyle w:val="Hyperlink"/>
+                <w:noProof/>
+              </w:rPr>
+              <w:t>Deployment Notes</w:t>
+            </w:r>
+            <w:r>
+              <w:rPr>
+                <w:noProof/>
+                <w:webHidden/>
+              </w:rPr>
+              <w:tab/>
+            </w:r>
+            <w:r>
+              <w:rPr>
+                <w:noProof/>
+                <w:webHidden/>
+              </w:rPr>
+              <w:fldChar w:fldCharType="begin"/>
+            </w:r>
+            <w:r>
+              <w:rPr>
+                <w:noProof/>
+                <w:webHidden/>
+              </w:rPr>
+              <w:instrText xml:space="preserve"> PAGEREF _Toc212216845 \h </w:instrText>
+            </w:r>
+            <w:r>
+              <w:rPr>
+                <w:noProof/>
+                <w:webHidden/>
+              </w:rPr>
+            </w:r>
+            <w:r>
+              <w:rPr>
+                <w:noProof/>
+                <w:webHidden/>
+              </w:rPr>
+              <w:fldChar w:fldCharType="separate"/>
+            </w:r>
+            <w:r>
+              <w:rPr>
+                <w:noProof/>
+                <w:webHidden/>
+              </w:rPr>
+              <w:t>8</w:t>
             </w:r>
             <w:r>
               <w:rPr>
@@ -1340,13 +1141,13 @@
               <w14:ligatures w14:val="standardContextual"/>
             </w:rPr>
           </w:pPr>
-          <w:hyperlink w:anchor="_Toc171721467" w:history="1">
+          <w:hyperlink w:anchor="_Toc212216846" w:history="1">
             <w:r>
               <w:rPr>
                 <w:rStyle w:val="Hyperlink"/>
                 <w:noProof/>
               </w:rPr>
-              <w:t>Troubleshooting / Logging / etc.</w:t>
+              <w:t>Dockerized Model Run Explanation</w:t>
             </w:r>
             <w:r>
               <w:rPr>
@@ -1367,7 +1168,7 @@
                 <w:noProof/>
                 <w:webHidden/>
               </w:rPr>
-              <w:instrText xml:space="preserve"> PAGEREF _Toc171721467 \h </w:instrText>
+              <w:instrText xml:space="preserve"> PAGEREF _Toc212216846 \h </w:instrText>
             </w:r>
             <w:r>
               <w:rPr>
@@ -1387,7 +1188,7 @@
                 <w:noProof/>
                 <w:webHidden/>
               </w:rPr>
-              <w:t>13</w:t>
+              <w:t>9</w:t>
             </w:r>
             <w:r>
               <w:rPr>
@@ -1413,13 +1214,13 @@
               <w14:ligatures w14:val="standardContextual"/>
             </w:rPr>
           </w:pPr>
-          <w:hyperlink w:anchor="_Toc171721468" w:history="1">
+          <w:hyperlink w:anchor="_Toc212216847" w:history="1">
             <w:r>
               <w:rPr>
                 <w:rStyle w:val="Hyperlink"/>
                 <w:noProof/>
               </w:rPr>
-              <w:t>Logs</w:t>
+              <w:t>Entrypoint</w:t>
             </w:r>
             <w:r>
               <w:rPr>
@@ -1440,7 +1241,7 @@
                 <w:noProof/>
                 <w:webHidden/>
               </w:rPr>
-              <w:instrText xml:space="preserve"> PAGEREF _Toc171721468 \h </w:instrText>
+              <w:instrText xml:space="preserve"> PAGEREF _Toc212216847 \h </w:instrText>
             </w:r>
             <w:r>
               <w:rPr>
@@ -1460,7 +1261,7 @@
                 <w:noProof/>
                 <w:webHidden/>
               </w:rPr>
-              <w:t>13</w:t>
+              <w:t>9</w:t>
             </w:r>
             <w:r>
               <w:rPr>
@@ -1486,13 +1287,13 @@
               <w14:ligatures w14:val="standardContextual"/>
             </w:rPr>
           </w:pPr>
-          <w:hyperlink w:anchor="_Toc171721469" w:history="1">
+          <w:hyperlink w:anchor="_Toc212216848" w:history="1">
             <w:r>
               <w:rPr>
                 <w:rStyle w:val="Hyperlink"/>
                 <w:noProof/>
               </w:rPr>
-              <w:t>Accessing the private instances</w:t>
+              <w:t>Dockerized Flow Explanation</w:t>
             </w:r>
             <w:r>
               <w:rPr>
@@ -1513,7 +1314,7 @@
                 <w:noProof/>
                 <w:webHidden/>
               </w:rPr>
-              <w:instrText xml:space="preserve"> PAGEREF _Toc171721469 \h </w:instrText>
+              <w:instrText xml:space="preserve"> PAGEREF _Toc212216848 \h </w:instrText>
             </w:r>
             <w:r>
               <w:rPr>
@@ -1533,7 +1334,153 @@
                 <w:noProof/>
                 <w:webHidden/>
               </w:rPr>
-              <w:t>13</w:t>
+              <w:t>9</w:t>
+            </w:r>
+            <w:r>
+              <w:rPr>
+                <w:noProof/>
+                <w:webHidden/>
+              </w:rPr>
+              <w:fldChar w:fldCharType="end"/>
+            </w:r>
+          </w:hyperlink>
+        </w:p>
+        <w:p>
+          <w:pPr>
+            <w:pStyle w:val="TOC3"/>
+            <w:tabs>
+              <w:tab w:val="right" w:leader="dot" w:pos="9350"/>
+            </w:tabs>
+            <w:rPr>
+              <w:rFonts w:eastAsiaTheme="minorEastAsia" w:cstheme="minorBidi"/>
+              <w:noProof/>
+              <w:kern w:val="2"/>
+              <w:sz w:val="24"/>
+              <w:szCs w:val="24"/>
+              <w14:ligatures w14:val="standardContextual"/>
+            </w:rPr>
+          </w:pPr>
+          <w:hyperlink w:anchor="_Toc212216849" w:history="1">
+            <w:r>
+              <w:rPr>
+                <w:rStyle w:val="Hyperlink"/>
+                <w:noProof/>
+              </w:rPr>
+              <w:t>Docker Scaling</w:t>
+            </w:r>
+            <w:r>
+              <w:rPr>
+                <w:noProof/>
+                <w:webHidden/>
+              </w:rPr>
+              <w:tab/>
+            </w:r>
+            <w:r>
+              <w:rPr>
+                <w:noProof/>
+                <w:webHidden/>
+              </w:rPr>
+              <w:fldChar w:fldCharType="begin"/>
+            </w:r>
+            <w:r>
+              <w:rPr>
+                <w:noProof/>
+                <w:webHidden/>
+              </w:rPr>
+              <w:instrText xml:space="preserve"> PAGEREF _Toc212216849 \h </w:instrText>
+            </w:r>
+            <w:r>
+              <w:rPr>
+                <w:noProof/>
+                <w:webHidden/>
+              </w:rPr>
+            </w:r>
+            <w:r>
+              <w:rPr>
+                <w:noProof/>
+                <w:webHidden/>
+              </w:rPr>
+              <w:fldChar w:fldCharType="separate"/>
+            </w:r>
+            <w:r>
+              <w:rPr>
+                <w:noProof/>
+                <w:webHidden/>
+              </w:rPr>
+              <w:t>11</w:t>
+            </w:r>
+            <w:r>
+              <w:rPr>
+                <w:noProof/>
+                <w:webHidden/>
+              </w:rPr>
+              <w:fldChar w:fldCharType="end"/>
+            </w:r>
+          </w:hyperlink>
+        </w:p>
+        <w:p>
+          <w:pPr>
+            <w:pStyle w:val="TOC3"/>
+            <w:tabs>
+              <w:tab w:val="right" w:leader="dot" w:pos="9350"/>
+            </w:tabs>
+            <w:rPr>
+              <w:rFonts w:eastAsiaTheme="minorEastAsia" w:cstheme="minorBidi"/>
+              <w:noProof/>
+              <w:kern w:val="2"/>
+              <w:sz w:val="24"/>
+              <w:szCs w:val="24"/>
+              <w14:ligatures w14:val="standardContextual"/>
+            </w:rPr>
+          </w:pPr>
+          <w:hyperlink w:anchor="_Toc212216850" w:history="1">
+            <w:r>
+              <w:rPr>
+                <w:rStyle w:val="Hyperlink"/>
+                <w:noProof/>
+              </w:rPr>
+              <w:t>Docker Local Testing</w:t>
+            </w:r>
+            <w:r>
+              <w:rPr>
+                <w:noProof/>
+                <w:webHidden/>
+              </w:rPr>
+              <w:tab/>
+            </w:r>
+            <w:r>
+              <w:rPr>
+                <w:noProof/>
+                <w:webHidden/>
+              </w:rPr>
+              <w:fldChar w:fldCharType="begin"/>
+            </w:r>
+            <w:r>
+              <w:rPr>
+                <w:noProof/>
+                <w:webHidden/>
+              </w:rPr>
+              <w:instrText xml:space="preserve"> PAGEREF _Toc212216850 \h </w:instrText>
+            </w:r>
+            <w:r>
+              <w:rPr>
+                <w:noProof/>
+                <w:webHidden/>
+              </w:rPr>
+            </w:r>
+            <w:r>
+              <w:rPr>
+                <w:noProof/>
+                <w:webHidden/>
+              </w:rPr>
+              <w:fldChar w:fldCharType="separate"/>
+            </w:r>
+            <w:r>
+              <w:rPr>
+                <w:noProof/>
+                <w:webHidden/>
+              </w:rPr>
+              <w:t>12</w:t>
             </w:r>
             <w:r>
               <w:rPr>
@@ -1561,12 +1508,616 @@
               <w14:ligatures w14:val="standardContextual"/>
             </w:rPr>
           </w:pPr>
-          <w:hyperlink w:anchor="_Toc171721470" w:history="1">
+          <w:hyperlink w:anchor="_Toc212216851" w:history="1">
             <w:r>
               <w:rPr>
                 <w:rStyle w:val="Hyperlink"/>
                 <w:noProof/>
               </w:rPr>
+              <w:t>Dockerized Getflow Explanation</w:t>
+            </w:r>
+            <w:r>
+              <w:rPr>
+                <w:noProof/>
+                <w:webHidden/>
+              </w:rPr>
+              <w:tab/>
+            </w:r>
+            <w:r>
+              <w:rPr>
+                <w:noProof/>
+                <w:webHidden/>
+              </w:rPr>
+              <w:fldChar w:fldCharType="begin"/>
+            </w:r>
+            <w:r>
+              <w:rPr>
+                <w:noProof/>
+                <w:webHidden/>
+              </w:rPr>
+              <w:instrText xml:space="preserve"> PAGEREF _Toc212216851 \h </w:instrText>
+            </w:r>
+            <w:r>
+              <w:rPr>
+                <w:noProof/>
+                <w:webHidden/>
+              </w:rPr>
+            </w:r>
+            <w:r>
+              <w:rPr>
+                <w:noProof/>
+                <w:webHidden/>
+              </w:rPr>
+              <w:fldChar w:fldCharType="separate"/>
+            </w:r>
+            <w:r>
+              <w:rPr>
+                <w:noProof/>
+                <w:webHidden/>
+              </w:rPr>
+              <w:t>13</w:t>
+            </w:r>
+            <w:r>
+              <w:rPr>
+                <w:noProof/>
+                <w:webHidden/>
+              </w:rPr>
+              <w:fldChar w:fldCharType="end"/>
+            </w:r>
+          </w:hyperlink>
+        </w:p>
+        <w:p>
+          <w:pPr>
+            <w:pStyle w:val="TOC2"/>
+            <w:tabs>
+              <w:tab w:val="right" w:leader="dot" w:pos="9350"/>
+            </w:tabs>
+            <w:rPr>
+              <w:rFonts w:eastAsiaTheme="minorEastAsia" w:cstheme="minorBidi"/>
+              <w:b w:val="0"/>
+              <w:bCs w:val="0"/>
+              <w:noProof/>
+              <w:kern w:val="2"/>
+              <w:sz w:val="24"/>
+              <w:szCs w:val="24"/>
+              <w14:ligatures w14:val="standardContextual"/>
+            </w:rPr>
+          </w:pPr>
+          <w:hyperlink w:anchor="_Toc212216852" w:history="1">
+            <w:r>
+              <w:rPr>
+                <w:rStyle w:val="Hyperlink"/>
+                <w:noProof/>
+              </w:rPr>
+              <w:t>RDS</w:t>
+            </w:r>
+            <w:r>
+              <w:rPr>
+                <w:noProof/>
+                <w:webHidden/>
+              </w:rPr>
+              <w:tab/>
+            </w:r>
+            <w:r>
+              <w:rPr>
+                <w:noProof/>
+                <w:webHidden/>
+              </w:rPr>
+              <w:fldChar w:fldCharType="begin"/>
+            </w:r>
+            <w:r>
+              <w:rPr>
+                <w:noProof/>
+                <w:webHidden/>
+              </w:rPr>
+              <w:instrText xml:space="preserve"> PAGEREF _Toc212216852 \h </w:instrText>
+            </w:r>
+            <w:r>
+              <w:rPr>
+                <w:noProof/>
+                <w:webHidden/>
+              </w:rPr>
+            </w:r>
+            <w:r>
+              <w:rPr>
+                <w:noProof/>
+                <w:webHidden/>
+              </w:rPr>
+              <w:fldChar w:fldCharType="separate"/>
+            </w:r>
+            <w:r>
+              <w:rPr>
+                <w:noProof/>
+                <w:webHidden/>
+              </w:rPr>
+              <w:t>13</w:t>
+            </w:r>
+            <w:r>
+              <w:rPr>
+                <w:noProof/>
+                <w:webHidden/>
+              </w:rPr>
+              <w:fldChar w:fldCharType="end"/>
+            </w:r>
+          </w:hyperlink>
+        </w:p>
+        <w:p>
+          <w:pPr>
+            <w:pStyle w:val="TOC3"/>
+            <w:tabs>
+              <w:tab w:val="right" w:leader="dot" w:pos="9350"/>
+            </w:tabs>
+            <w:rPr>
+              <w:rFonts w:eastAsiaTheme="minorEastAsia" w:cstheme="minorBidi"/>
+              <w:noProof/>
+              <w:kern w:val="2"/>
+              <w:sz w:val="24"/>
+              <w:szCs w:val="24"/>
+              <w14:ligatures w14:val="standardContextual"/>
+            </w:rPr>
+          </w:pPr>
+          <w:hyperlink w:anchor="_Toc212216853" w:history="1">
+            <w:r>
+              <w:rPr>
+                <w:rStyle w:val="Hyperlink"/>
+                <w:noProof/>
+              </w:rPr>
+              <w:t>Backups &amp; Restores</w:t>
+            </w:r>
+            <w:r>
+              <w:rPr>
+                <w:noProof/>
+                <w:webHidden/>
+              </w:rPr>
+              <w:tab/>
+            </w:r>
+            <w:r>
+              <w:rPr>
+                <w:noProof/>
+                <w:webHidden/>
+              </w:rPr>
+              <w:fldChar w:fldCharType="begin"/>
+            </w:r>
+            <w:r>
+              <w:rPr>
+                <w:noProof/>
+                <w:webHidden/>
+              </w:rPr>
+              <w:instrText xml:space="preserve"> PAGEREF _Toc212216853 \h </w:instrText>
+            </w:r>
+            <w:r>
+              <w:rPr>
+                <w:noProof/>
+                <w:webHidden/>
+              </w:rPr>
+            </w:r>
+            <w:r>
+              <w:rPr>
+                <w:noProof/>
+                <w:webHidden/>
+              </w:rPr>
+              <w:fldChar w:fldCharType="separate"/>
+            </w:r>
+            <w:r>
+              <w:rPr>
+                <w:noProof/>
+                <w:webHidden/>
+              </w:rPr>
+              <w:t>13</w:t>
+            </w:r>
+            <w:r>
+              <w:rPr>
+                <w:noProof/>
+                <w:webHidden/>
+              </w:rPr>
+              <w:fldChar w:fldCharType="end"/>
+            </w:r>
+          </w:hyperlink>
+        </w:p>
+        <w:p>
+          <w:pPr>
+            <w:pStyle w:val="TOC3"/>
+            <w:tabs>
+              <w:tab w:val="right" w:leader="dot" w:pos="9350"/>
+            </w:tabs>
+            <w:rPr>
+              <w:rFonts w:eastAsiaTheme="minorEastAsia" w:cstheme="minorBidi"/>
+              <w:noProof/>
+              <w:kern w:val="2"/>
+              <w:sz w:val="24"/>
+              <w:szCs w:val="24"/>
+              <w14:ligatures w14:val="standardContextual"/>
+            </w:rPr>
+          </w:pPr>
+          <w:hyperlink w:anchor="_Toc212216854" w:history="1">
+            <w:r>
+              <w:rPr>
+                <w:rStyle w:val="Hyperlink"/>
+                <w:noProof/>
+              </w:rPr>
+              <w:t>Updates</w:t>
+            </w:r>
+            <w:r>
+              <w:rPr>
+                <w:noProof/>
+                <w:webHidden/>
+              </w:rPr>
+              <w:tab/>
+            </w:r>
+            <w:r>
+              <w:rPr>
+                <w:noProof/>
+                <w:webHidden/>
+              </w:rPr>
+              <w:fldChar w:fldCharType="begin"/>
+            </w:r>
+            <w:r>
+              <w:rPr>
+                <w:noProof/>
+                <w:webHidden/>
+              </w:rPr>
+              <w:instrText xml:space="preserve"> PAGEREF _Toc212216854 \h </w:instrText>
+            </w:r>
+            <w:r>
+              <w:rPr>
+                <w:noProof/>
+                <w:webHidden/>
+              </w:rPr>
+            </w:r>
+            <w:r>
+              <w:rPr>
+                <w:noProof/>
+                <w:webHidden/>
+              </w:rPr>
+              <w:fldChar w:fldCharType="separate"/>
+            </w:r>
+            <w:r>
+              <w:rPr>
+                <w:noProof/>
+                <w:webHidden/>
+              </w:rPr>
+              <w:t>13</w:t>
+            </w:r>
+            <w:r>
+              <w:rPr>
+                <w:noProof/>
+                <w:webHidden/>
+              </w:rPr>
+              <w:fldChar w:fldCharType="end"/>
+            </w:r>
+          </w:hyperlink>
+        </w:p>
+        <w:p>
+          <w:pPr>
+            <w:pStyle w:val="TOC2"/>
+            <w:tabs>
+              <w:tab w:val="right" w:leader="dot" w:pos="9350"/>
+            </w:tabs>
+            <w:rPr>
+              <w:rFonts w:eastAsiaTheme="minorEastAsia" w:cstheme="minorBidi"/>
+              <w:b w:val="0"/>
+              <w:bCs w:val="0"/>
+              <w:noProof/>
+              <w:kern w:val="2"/>
+              <w:sz w:val="24"/>
+              <w:szCs w:val="24"/>
+              <w14:ligatures w14:val="standardContextual"/>
+            </w:rPr>
+          </w:pPr>
+          <w:hyperlink w:anchor="_Toc212216855" w:history="1">
+            <w:r>
+              <w:rPr>
+                <w:rStyle w:val="Hyperlink"/>
+                <w:noProof/>
+              </w:rPr>
+              <w:t>Troubleshooting / Logging / etc.</w:t>
+            </w:r>
+            <w:r>
+              <w:rPr>
+                <w:noProof/>
+                <w:webHidden/>
+              </w:rPr>
+              <w:tab/>
+            </w:r>
+            <w:r>
+              <w:rPr>
+                <w:noProof/>
+                <w:webHidden/>
+              </w:rPr>
+              <w:fldChar w:fldCharType="begin"/>
+            </w:r>
+            <w:r>
+              <w:rPr>
+                <w:noProof/>
+                <w:webHidden/>
+              </w:rPr>
+              <w:instrText xml:space="preserve"> PAGEREF _Toc212216855 \h </w:instrText>
+            </w:r>
+            <w:r>
+              <w:rPr>
+                <w:noProof/>
+                <w:webHidden/>
+              </w:rPr>
+            </w:r>
+            <w:r>
+              <w:rPr>
+                <w:noProof/>
+                <w:webHidden/>
+              </w:rPr>
+              <w:fldChar w:fldCharType="separate"/>
+            </w:r>
+            <w:r>
+              <w:rPr>
+                <w:noProof/>
+                <w:webHidden/>
+              </w:rPr>
+              <w:t>13</w:t>
+            </w:r>
+            <w:r>
+              <w:rPr>
+                <w:noProof/>
+                <w:webHidden/>
+              </w:rPr>
+              <w:fldChar w:fldCharType="end"/>
+            </w:r>
+          </w:hyperlink>
+        </w:p>
+        <w:p>
+          <w:pPr>
+            <w:pStyle w:val="TOC3"/>
+            <w:tabs>
+              <w:tab w:val="right" w:leader="dot" w:pos="9350"/>
+            </w:tabs>
+            <w:rPr>
+              <w:rFonts w:eastAsiaTheme="minorEastAsia" w:cstheme="minorBidi"/>
+              <w:noProof/>
+              <w:kern w:val="2"/>
+              <w:sz w:val="24"/>
+              <w:szCs w:val="24"/>
+              <w14:ligatures w14:val="standardContextual"/>
+            </w:rPr>
+          </w:pPr>
+          <w:hyperlink w:anchor="_Toc212216856" w:history="1">
+            <w:r>
+              <w:rPr>
+                <w:rStyle w:val="Hyperlink"/>
+                <w:noProof/>
+              </w:rPr>
+              <w:t>Logs</w:t>
+            </w:r>
+            <w:r>
+              <w:rPr>
+                <w:noProof/>
+                <w:webHidden/>
+              </w:rPr>
+              <w:tab/>
+            </w:r>
+            <w:r>
+              <w:rPr>
+                <w:noProof/>
+                <w:webHidden/>
+              </w:rPr>
+              <w:fldChar w:fldCharType="begin"/>
+            </w:r>
+            <w:r>
+              <w:rPr>
+                <w:noProof/>
+                <w:webHidden/>
+              </w:rPr>
+              <w:instrText xml:space="preserve"> PAGEREF _Toc212216856 \h </w:instrText>
+            </w:r>
+            <w:r>
+              <w:rPr>
+                <w:noProof/>
+                <w:webHidden/>
+              </w:rPr>
+            </w:r>
+            <w:r>
+              <w:rPr>
+                <w:noProof/>
+                <w:webHidden/>
+              </w:rPr>
+              <w:fldChar w:fldCharType="separate"/>
+            </w:r>
+            <w:r>
+              <w:rPr>
+                <w:noProof/>
+                <w:webHidden/>
+              </w:rPr>
+              <w:t>13</w:t>
+            </w:r>
+            <w:r>
+              <w:rPr>
+                <w:noProof/>
+                <w:webHidden/>
+              </w:rPr>
+              <w:fldChar w:fldCharType="end"/>
+            </w:r>
+          </w:hyperlink>
+        </w:p>
+        <w:p>
+          <w:pPr>
+            <w:pStyle w:val="TOC3"/>
+            <w:tabs>
+              <w:tab w:val="right" w:leader="dot" w:pos="9350"/>
+            </w:tabs>
+            <w:rPr>
+              <w:rFonts w:eastAsiaTheme="minorEastAsia" w:cstheme="minorBidi"/>
+              <w:noProof/>
+              <w:kern w:val="2"/>
+              <w:sz w:val="24"/>
+              <w:szCs w:val="24"/>
+              <w14:ligatures w14:val="standardContextual"/>
+            </w:rPr>
+          </w:pPr>
+          <w:hyperlink w:anchor="_Toc212216857" w:history="1">
+            <w:r>
+              <w:rPr>
+                <w:rStyle w:val="Hyperlink"/>
+                <w:noProof/>
+              </w:rPr>
+              <w:t>Accessing the private instances</w:t>
+            </w:r>
+            <w:r>
+              <w:rPr>
+                <w:noProof/>
+                <w:webHidden/>
+              </w:rPr>
+              <w:tab/>
+            </w:r>
+            <w:r>
+              <w:rPr>
+                <w:noProof/>
+                <w:webHidden/>
+              </w:rPr>
+              <w:fldChar w:fldCharType="begin"/>
+            </w:r>
+            <w:r>
+              <w:rPr>
+                <w:noProof/>
+                <w:webHidden/>
+              </w:rPr>
+              <w:instrText xml:space="preserve"> PAGEREF _Toc212216857 \h </w:instrText>
+            </w:r>
+            <w:r>
+              <w:rPr>
+                <w:noProof/>
+                <w:webHidden/>
+              </w:rPr>
+            </w:r>
+            <w:r>
+              <w:rPr>
+                <w:noProof/>
+                <w:webHidden/>
+              </w:rPr>
+              <w:fldChar w:fldCharType="separate"/>
+            </w:r>
+            <w:r>
+              <w:rPr>
+                <w:noProof/>
+                <w:webHidden/>
+              </w:rPr>
+              <w:t>14</w:t>
+            </w:r>
+            <w:r>
+              <w:rPr>
+                <w:noProof/>
+                <w:webHidden/>
+              </w:rPr>
+              <w:fldChar w:fldCharType="end"/>
+            </w:r>
+          </w:hyperlink>
+        </w:p>
+        <w:p>
+          <w:pPr>
+            <w:pStyle w:val="TOC3"/>
+            <w:tabs>
+              <w:tab w:val="right" w:leader="dot" w:pos="9350"/>
+            </w:tabs>
+            <w:rPr>
+              <w:rFonts w:eastAsiaTheme="minorEastAsia" w:cstheme="minorBidi"/>
+              <w:noProof/>
+              <w:kern w:val="2"/>
+              <w:sz w:val="24"/>
+              <w:szCs w:val="24"/>
+              <w14:ligatures w14:val="standardContextual"/>
+            </w:rPr>
+          </w:pPr>
+          <w:hyperlink w:anchor="_Toc212216858" w:history="1">
+            <w:r>
+              <w:rPr>
+                <w:rStyle w:val="Hyperlink"/>
+                <w:noProof/>
+              </w:rPr>
+              <w:t>Self-Signed SS</w:t>
+            </w:r>
+            <w:r>
+              <w:rPr>
+                <w:rStyle w:val="Hyperlink"/>
+                <w:noProof/>
+              </w:rPr>
+              <w:t>L</w:t>
+            </w:r>
+            <w:r>
+              <w:rPr>
+                <w:rStyle w:val="Hyperlink"/>
+                <w:noProof/>
+              </w:rPr>
+              <w:t xml:space="preserve"> Certificate Creation</w:t>
+            </w:r>
+            <w:r>
+              <w:rPr>
+                <w:noProof/>
+                <w:webHidden/>
+              </w:rPr>
+              <w:tab/>
+            </w:r>
+            <w:r>
+              <w:rPr>
+                <w:noProof/>
+                <w:webHidden/>
+              </w:rPr>
+              <w:fldChar w:fldCharType="begin"/>
+            </w:r>
+            <w:r>
+              <w:rPr>
+                <w:noProof/>
+                <w:webHidden/>
+              </w:rPr>
+              <w:instrText xml:space="preserve"> PAGEREF _Toc212216858 \h </w:instrText>
+            </w:r>
+            <w:r>
+              <w:rPr>
+                <w:noProof/>
+                <w:webHidden/>
+              </w:rPr>
+            </w:r>
+            <w:r>
+              <w:rPr>
+                <w:noProof/>
+                <w:webHidden/>
+              </w:rPr>
+              <w:fldChar w:fldCharType="separate"/>
+            </w:r>
+            <w:r>
+              <w:rPr>
+                <w:noProof/>
+                <w:webHidden/>
+              </w:rPr>
+              <w:t>15</w:t>
+            </w:r>
+            <w:r>
+              <w:rPr>
+                <w:noProof/>
+                <w:webHidden/>
+              </w:rPr>
+              <w:fldChar w:fldCharType="end"/>
+            </w:r>
+          </w:hyperlink>
+        </w:p>
+        <w:p>
+          <w:pPr>
+            <w:pStyle w:val="TOC2"/>
+            <w:tabs>
+              <w:tab w:val="right" w:leader="dot" w:pos="9350"/>
+            </w:tabs>
+            <w:rPr>
+              <w:rFonts w:eastAsiaTheme="minorEastAsia" w:cstheme="minorBidi"/>
+              <w:b w:val="0"/>
+              <w:bCs w:val="0"/>
+              <w:noProof/>
+              <w:kern w:val="2"/>
+              <w:sz w:val="24"/>
+              <w:szCs w:val="24"/>
+              <w14:ligatures w14:val="standardContextual"/>
+            </w:rPr>
+          </w:pPr>
+          <w:hyperlink w:anchor="_Toc212216859" w:history="1">
+            <w:r>
+              <w:rPr>
+                <w:rStyle w:val="Hyperlink"/>
+                <w:noProof/>
+              </w:rPr>
               <w:t>Uninstallation</w:t>
             </w:r>
             <w:r>
@@ -1588,7 +2139,7 @@
                 <w:noProof/>
                 <w:webHidden/>
               </w:rPr>
-              <w:instrText xml:space="preserve"> PAGEREF _Toc171721470 \h </w:instrText>
+              <w:instrText xml:space="preserve"> PAGEREF _Toc212216859 \h </w:instrText>
             </w:r>
             <w:r>
               <w:rPr>
@@ -1608,7 +2159,7 @@
                 <w:noProof/>
                 <w:webHidden/>
               </w:rPr>
-              <w:t>14</w:t>
+              <w:t>17</w:t>
             </w:r>
             <w:r>
               <w:rPr>
@@ -1640,25 +2191,17 @@
       <w:pPr>
         <w:pStyle w:val="Heading2"/>
       </w:pPr>
-      <w:bookmarkStart w:id="1" w:name="_Toc171721451"/>
+      <w:bookmarkStart w:id="4" w:name="_Toc212216834"/>
       <w:r>
         <w:lastRenderedPageBreak/>
         <w:t>Introduction</w:t>
       </w:r>
-      <w:bookmarkEnd w:id="1"/>
+      <w:bookmarkEnd w:id="4"/>
     </w:p>
     <w:p/>
     <w:p>
       <w:r>
-        <w:t xml:space="preserve">In Spring 2024 </w:t>
-      </w:r>
-      <w:proofErr w:type="spellStart"/>
-      <w:r>
-        <w:t>PyTRIM</w:t>
-      </w:r>
-      <w:proofErr w:type="spellEnd"/>
-      <w:r>
-        <w:t xml:space="preserve"> underwent two </w:t>
+        <w:t xml:space="preserve">In Spring 2024 PyTRIM underwent two </w:t>
       </w:r>
       <w:r>
         <w:t xml:space="preserve">main </w:t>
@@ -1676,15 +2219,7 @@
         </w:numPr>
       </w:pPr>
       <w:r>
-        <w:t xml:space="preserve">Instead of the web tier performing model runs, such functionality was </w:t>
-      </w:r>
-      <w:proofErr w:type="spellStart"/>
-      <w:r>
-        <w:t>Dockerized</w:t>
-      </w:r>
-      <w:proofErr w:type="spellEnd"/>
-      <w:r>
-        <w:t xml:space="preserve"> – model runs would spin up a Docker instance which could run the model. This change was made to improve capacity and lower costs.</w:t>
+        <w:t>Instead of the web tier performing model runs, such functionality was Dockerized – model runs would spin up a Docker instance which could run the model. This change was made to improve capacity and lower costs.</w:t>
       </w:r>
     </w:p>
     <w:p>
@@ -1696,15 +2231,7 @@
         </w:numPr>
       </w:pPr>
       <w:r>
-        <w:t xml:space="preserve">Instead of manually managed infrastructure (i.e. done by hand in the AWS console), the infrastructure was defined by a CloudFormation template and a deployment script. This change was made to improve consistency and simplify the task of delivery to the client </w:t>
-      </w:r>
-      <w:proofErr w:type="gramStart"/>
-      <w:r>
-        <w:t>in the event that</w:t>
-      </w:r>
-      <w:proofErr w:type="gramEnd"/>
-      <w:r>
-        <w:t xml:space="preserve"> they want to run in their own AWS cloud.</w:t>
+        <w:t>Instead of manually managed infrastructure (i.e. done by hand in the AWS console), the infrastructure was defined by a CloudFormation template and a deployment script. This change was made to improve consistency and simplify the task of delivery to the client in the event that they want to run in their own AWS cloud.</w:t>
       </w:r>
       <w:r>
         <w:t xml:space="preserve"> As part of this reworking, some minor reorganization was also performed, to improve security.</w:t>
@@ -1734,7 +2261,7 @@
       <w:pPr>
         <w:pStyle w:val="Heading2"/>
       </w:pPr>
-      <w:bookmarkStart w:id="2" w:name="_Toc171721452"/>
+      <w:bookmarkStart w:id="5" w:name="_Toc212216835"/>
       <w:r>
         <w:lastRenderedPageBreak/>
         <w:t>Architectur</w:t>
@@ -1742,7 +2269,7 @@
       <w:r>
         <w:t>e</w:t>
       </w:r>
-      <w:bookmarkEnd w:id="2"/>
+      <w:bookmarkEnd w:id="5"/>
     </w:p>
     <w:p/>
     <w:p>
@@ -1846,7 +2373,13 @@
         </w:numPr>
       </w:pPr>
       <w:r>
-        <w:t>A EC2 bastion/</w:t>
+        <w:t>A</w:t>
+      </w:r>
+      <w:r>
+        <w:t>n</w:t>
+      </w:r>
+      <w:r>
+        <w:t xml:space="preserve"> EC2 bastion/</w:t>
       </w:r>
       <w:proofErr w:type="spellStart"/>
       <w:r>
@@ -1869,7 +2402,13 @@
         </w:numPr>
       </w:pPr>
       <w:r>
-        <w:t>When a model run is requested, web tier executes a Step Function, which instantiates and runs a Docker task via Elastic Container Service.</w:t>
+        <w:t xml:space="preserve">When a model run is requested, </w:t>
+      </w:r>
+      <w:r>
+        <w:t xml:space="preserve">the </w:t>
+      </w:r>
+      <w:r>
+        <w:t>web tier executes a Step Function, which instantiates and runs a Docker task via Elastic Container Service.</w:t>
       </w:r>
     </w:p>
     <w:p>
@@ -1928,7 +2467,7 @@
       <w:pPr>
         <w:pStyle w:val="Heading2"/>
       </w:pPr>
-      <w:bookmarkStart w:id="3" w:name="_Toc171721453"/>
+      <w:bookmarkStart w:id="6" w:name="_Toc212216836"/>
       <w:r>
         <w:lastRenderedPageBreak/>
         <w:t xml:space="preserve">Docker </w:t>
@@ -1936,17 +2475,17 @@
       <w:r>
         <w:t>Overview</w:t>
       </w:r>
-      <w:bookmarkEnd w:id="3"/>
+      <w:bookmarkEnd w:id="6"/>
     </w:p>
     <w:p>
       <w:pPr>
         <w:pStyle w:val="Heading3"/>
       </w:pPr>
-      <w:bookmarkStart w:id="4" w:name="_Toc171721454"/>
+      <w:bookmarkStart w:id="7" w:name="_Toc212216837"/>
       <w:r>
         <w:t>Code</w:t>
       </w:r>
-      <w:bookmarkEnd w:id="4"/>
+      <w:bookmarkEnd w:id="7"/>
     </w:p>
     <w:p>
       <w:r>
@@ -1963,13 +2502,17 @@
       <w:r>
         <w:t xml:space="preserve">. In </w:t>
       </w:r>
-      <w:proofErr w:type="gramStart"/>
-      <w:r>
-        <w:t>general</w:t>
-      </w:r>
-      <w:proofErr w:type="gramEnd"/>
-      <w:r>
-        <w:t xml:space="preserve"> the deployment script can be used for updating and deploying the Docker image, but for detail here is a roundup of the four files in this directory:</w:t>
+      <w:r>
+        <w:t>general,</w:t>
+      </w:r>
+      <w:r>
+        <w:t xml:space="preserve"> the deployment script can be used for updating and deploying Docker image</w:t>
+      </w:r>
+      <w:r>
+        <w:t>s</w:t>
+      </w:r>
+      <w:r>
+        <w:t>, but for detail here is a roundup of the four files in this directory:</w:t>
       </w:r>
     </w:p>
     <w:p/>
@@ -1987,15 +2530,18 @@
       </w:r>
       <w:proofErr w:type="spellEnd"/>
       <w:r>
-        <w:t xml:space="preserve"> – based on 3.11 Alpine Linux, with all necessary packages that </w:t>
-      </w:r>
-      <w:proofErr w:type="spellStart"/>
-      <w:r>
-        <w:t>PyTRIM</w:t>
-      </w:r>
-      <w:proofErr w:type="spellEnd"/>
-      <w:r>
-        <w:t xml:space="preserve"> needs to run installed.</w:t>
+        <w:t xml:space="preserve"> – </w:t>
+      </w:r>
+      <w:proofErr w:type="spellStart"/>
+      <w:r>
+        <w:t>linux</w:t>
+      </w:r>
+      <w:proofErr w:type="spellEnd"/>
+      <w:r>
+        <w:t>/amd64</w:t>
+      </w:r>
+      <w:r>
+        <w:t>, with all necessary packages that PyTRIM needs to run installed.</w:t>
       </w:r>
     </w:p>
     <w:p>
@@ -2039,15 +2585,7 @@
         </w:numPr>
       </w:pPr>
       <w:r>
-        <w:t xml:space="preserve">prepare_dockerized_pytrim.py – a Python script that takes all the </w:t>
-      </w:r>
-      <w:proofErr w:type="spellStart"/>
-      <w:r>
-        <w:t>PyTRIM</w:t>
-      </w:r>
-      <w:proofErr w:type="spellEnd"/>
-      <w:r>
-        <w:t xml:space="preserve"> code and _entrypoint.py and builds a directory structure that the </w:t>
+        <w:t xml:space="preserve">prepare_dockerized_pytrim.py – a Python script that takes all the PyTRIM code and _entrypoint.py and builds a directory structure that the </w:t>
       </w:r>
       <w:proofErr w:type="spellStart"/>
       <w:r>
@@ -2058,6 +2596,7 @@
         <w:t xml:space="preserve"> can then use when building the image.</w:t>
       </w:r>
     </w:p>
+    <w:p/>
     <w:p>
       <w:r>
         <w:br w:type="page"/>
@@ -2067,7 +2606,7 @@
       <w:pPr>
         <w:pStyle w:val="Heading2"/>
       </w:pPr>
-      <w:bookmarkStart w:id="5" w:name="_Toc171721455"/>
+      <w:bookmarkStart w:id="8" w:name="_Toc212216838"/>
       <w:proofErr w:type="spellStart"/>
       <w:r>
         <w:lastRenderedPageBreak/>
@@ -2077,17 +2616,17 @@
       <w:r>
         <w:t xml:space="preserve"> / Deployment Script Overview</w:t>
       </w:r>
-      <w:bookmarkEnd w:id="5"/>
+      <w:bookmarkEnd w:id="8"/>
     </w:p>
     <w:p>
       <w:pPr>
         <w:pStyle w:val="Heading3"/>
       </w:pPr>
-      <w:bookmarkStart w:id="6" w:name="_Toc171721456"/>
+      <w:bookmarkStart w:id="9" w:name="_Toc212216839"/>
       <w:r>
         <w:t>Code</w:t>
       </w:r>
-      <w:bookmarkEnd w:id="6"/>
+      <w:bookmarkEnd w:id="9"/>
     </w:p>
     <w:p>
       <w:r>
@@ -2270,23 +2809,7 @@
             </w:r>
             <w:proofErr w:type="spellEnd"/>
             <w:r>
-              <w:t xml:space="preserve">/deployer/pytrim_deploy.py. To be clear, this is NOT sufficient to </w:t>
-            </w:r>
-            <w:proofErr w:type="gramStart"/>
-            <w:r>
-              <w:t>actually run</w:t>
-            </w:r>
-            <w:proofErr w:type="gramEnd"/>
-            <w:r>
-              <w:t xml:space="preserve"> the main </w:t>
-            </w:r>
-            <w:proofErr w:type="spellStart"/>
-            <w:r>
-              <w:t>PyTRIM</w:t>
-            </w:r>
-            <w:proofErr w:type="spellEnd"/>
-            <w:r>
-              <w:t xml:space="preserve"> web application; this is enough to run pytrim_deploy.py</w:t>
+              <w:t>/deployer/pytrim_deploy.py. To be clear, this is NOT sufficient to actually run the main PyTRIM web application; this is enough to run pytrim_deploy.py</w:t>
             </w:r>
           </w:p>
         </w:tc>
@@ -2311,23 +2834,23 @@
       <w:pPr>
         <w:pStyle w:val="Heading2"/>
       </w:pPr>
-      <w:bookmarkStart w:id="7" w:name="_Toc171721457"/>
+      <w:bookmarkStart w:id="10" w:name="_Toc212216840"/>
       <w:r>
         <w:lastRenderedPageBreak/>
         <w:t>Deployment Script</w:t>
       </w:r>
-      <w:bookmarkEnd w:id="7"/>
+      <w:bookmarkEnd w:id="10"/>
     </w:p>
     <w:p/>
     <w:p>
       <w:pPr>
         <w:pStyle w:val="Heading3"/>
       </w:pPr>
-      <w:bookmarkStart w:id="8" w:name="_Toc171721458"/>
+      <w:bookmarkStart w:id="11" w:name="_Toc212216841"/>
       <w:r>
         <w:t>Setting Up the Deployment Script</w:t>
       </w:r>
-      <w:bookmarkEnd w:id="8"/>
+      <w:bookmarkEnd w:id="11"/>
     </w:p>
     <w:p>
       <w:r>
@@ -2387,11 +2910,11 @@
       <w:pPr>
         <w:pStyle w:val="Heading3"/>
       </w:pPr>
-      <w:bookmarkStart w:id="9" w:name="_Toc171721459"/>
+      <w:bookmarkStart w:id="12" w:name="_Toc212216842"/>
       <w:r>
         <w:t>Configuration File</w:t>
       </w:r>
-      <w:bookmarkEnd w:id="9"/>
+      <w:bookmarkEnd w:id="12"/>
     </w:p>
     <w:p>
       <w:r>
@@ -2570,6 +3093,42 @@
           <w:rFonts w:ascii="Monaco" w:hAnsi="Monaco"/>
         </w:rPr>
         <w:t>_name</w:t>
+      </w:r>
+      <w:proofErr w:type="spellEnd"/>
+      <w:r>
+        <w:rPr>
+          <w:rFonts w:ascii="Monaco" w:hAnsi="Monaco"/>
+        </w:rPr>
+        <w:t>": "",</w:t>
+      </w:r>
+    </w:p>
+    <w:p>
+      <w:pPr>
+        <w:ind w:left="720" w:firstLine="720"/>
+        <w:rPr>
+          <w:rFonts w:ascii="Monaco" w:hAnsi="Monaco"/>
+        </w:rPr>
+      </w:pPr>
+      <w:r>
+        <w:rPr>
+          <w:rFonts w:ascii="Monaco" w:hAnsi="Monaco"/>
+        </w:rPr>
+        <w:t>"</w:t>
+      </w:r>
+      <w:proofErr w:type="spellStart"/>
+      <w:proofErr w:type="gramStart"/>
+      <w:r>
+        <w:rPr>
+          <w:rFonts w:ascii="Monaco" w:hAnsi="Monaco"/>
+        </w:rPr>
+        <w:t>webserver</w:t>
+      </w:r>
+      <w:proofErr w:type="gramEnd"/>
+      <w:r>
+        <w:rPr>
+          <w:rFonts w:ascii="Monaco" w:hAnsi="Monaco"/>
+        </w:rPr>
+        <w:t>_certificate_id</w:t>
       </w:r>
       <w:proofErr w:type="spellEnd"/>
       <w:r>
@@ -3230,14 +3789,32 @@
                 <w:sz w:val="22"/>
                 <w:szCs w:val="22"/>
               </w:rPr>
-              <w:t xml:space="preserve">Shorter environmental name used by the application code to determine if it is running in dev or prod mode. “dev” or “prod” </w:t>
-            </w:r>
-            <w:r>
-              <w:rPr>
+              <w:t xml:space="preserve">Shorter environmental name used by the application code to determine if it is running in dev or prod mode. </w:t>
+            </w:r>
+            <w:r>
+              <w:rPr>
+                <w:b/>
+                <w:bCs/>
                 <w:sz w:val="22"/>
                 <w:szCs w:val="22"/>
               </w:rPr>
-              <w:t>should be used for AWS development or production instances; the main thing this will determine is if the application should use Docker for model runs or not. Any other value can be used for local development.</w:t>
+              <w:t xml:space="preserve">“dev” or “prod” </w:t>
+            </w:r>
+            <w:r>
+              <w:rPr>
+                <w:b/>
+                <w:bCs/>
+                <w:sz w:val="22"/>
+                <w:szCs w:val="22"/>
+              </w:rPr>
+              <w:t>should be used for AWS development or production instances; the main thing this will determine is if the application should use Docker for model runs or not.</w:t>
+            </w:r>
+            <w:r>
+              <w:rPr>
+                <w:sz w:val="22"/>
+                <w:szCs w:val="22"/>
+              </w:rPr>
+              <w:t xml:space="preserve"> Any other value can be used for local development.</w:t>
             </w:r>
           </w:p>
         </w:tc>
@@ -3465,12 +4042,21 @@
               </w:rPr>
             </w:pPr>
             <w:proofErr w:type="spellStart"/>
+            <w:proofErr w:type="gramStart"/>
             <w:r>
               <w:rPr>
                 <w:sz w:val="22"/>
                 <w:szCs w:val="22"/>
               </w:rPr>
-              <w:t>aws.eip_name</w:t>
+              <w:t>aws.webserver</w:t>
+            </w:r>
+            <w:proofErr w:type="gramEnd"/>
+            <w:r>
+              <w:rPr>
+                <w:sz w:val="22"/>
+                <w:szCs w:val="22"/>
+              </w:rPr>
+              <w:t>_certificate_id</w:t>
             </w:r>
             <w:proofErr w:type="spellEnd"/>
           </w:p>
@@ -3491,7 +4077,7 @@
                 <w:sz w:val="22"/>
                 <w:szCs w:val="22"/>
               </w:rPr>
-              <w:t>If you have an available AWS EC2 Elastic IP that you wish to use, you can specify the name (NOT the allocation id) here. If an elastic IP by this name does not exist, one will be created. If it exists but is in use, the deployment script will notify you accordingly.</w:t>
+              <w:t>A previously created/imported certificate in AWS Certificate Manager, to use with the Beanstalk web environment this deployment will create.</w:t>
             </w:r>
           </w:p>
         </w:tc>
@@ -3508,22 +4094,15 @@
                 <w:szCs w:val="22"/>
               </w:rPr>
             </w:pPr>
-            <w:proofErr w:type="gramStart"/>
+            <w:proofErr w:type="spellStart"/>
             <w:r>
               <w:rPr>
                 <w:sz w:val="22"/>
                 <w:szCs w:val="22"/>
               </w:rPr>
-              <w:t>aws.</w:t>
-            </w:r>
-            <w:r>
-              <w:rPr>
-                <w:sz w:val="22"/>
-                <w:szCs w:val="22"/>
-              </w:rPr>
-              <w:t>ec2ingress.cidr</w:t>
-            </w:r>
-            <w:proofErr w:type="gramEnd"/>
+              <w:t>aws.eip_name</w:t>
+            </w:r>
+            <w:proofErr w:type="spellEnd"/>
           </w:p>
         </w:tc>
         <w:tc>
@@ -3542,37 +4121,7 @@
                 <w:sz w:val="22"/>
                 <w:szCs w:val="22"/>
               </w:rPr>
-              <w:t xml:space="preserve">Specify the CIDR that you wish to have access to the EC2 </w:t>
-            </w:r>
-            <w:r>
-              <w:rPr>
-                <w:sz w:val="22"/>
-                <w:szCs w:val="22"/>
-              </w:rPr>
-              <w:t xml:space="preserve">bastion </w:t>
-            </w:r>
-            <w:r>
-              <w:rPr>
-                <w:sz w:val="22"/>
-                <w:szCs w:val="22"/>
-              </w:rPr>
-              <w:t xml:space="preserve">instance for e.g. ssh connectivity. Multiple </w:t>
-            </w:r>
-            <w:proofErr w:type="spellStart"/>
-            <w:r>
-              <w:rPr>
-                <w:sz w:val="22"/>
-                <w:szCs w:val="22"/>
-              </w:rPr>
-              <w:t>cidr</w:t>
-            </w:r>
-            <w:proofErr w:type="spellEnd"/>
-            <w:r>
-              <w:rPr>
-                <w:sz w:val="22"/>
-                <w:szCs w:val="22"/>
-              </w:rPr>
-              <w:t>/description objects are supported.</w:t>
+              <w:t>If you have an available AWS EC2 Elastic IP that you wish to use, you can specify the name (NOT the allocation id) here. If an elastic IP by this name does not exist, one will be created. If it exists but is in use, the deployment script will notify you accordingly.</w:t>
             </w:r>
           </w:p>
         </w:tc>
@@ -3602,7 +4151,7 @@
                 <w:sz w:val="22"/>
                 <w:szCs w:val="22"/>
               </w:rPr>
-              <w:t>ec2ingress.description</w:t>
+              <w:t>ec2ingress.cidr</w:t>
             </w:r>
             <w:proofErr w:type="gramEnd"/>
           </w:p>
@@ -3623,7 +4172,37 @@
                 <w:sz w:val="22"/>
                 <w:szCs w:val="22"/>
               </w:rPr>
-              <w:t>Readable description for the CIDR range, e.g. “my home IP”, “company VPN”, etc.</w:t>
+              <w:t xml:space="preserve">Specify the CIDR that you wish to have access to the EC2 </w:t>
+            </w:r>
+            <w:r>
+              <w:rPr>
+                <w:sz w:val="22"/>
+                <w:szCs w:val="22"/>
+              </w:rPr>
+              <w:t xml:space="preserve">bastion </w:t>
+            </w:r>
+            <w:r>
+              <w:rPr>
+                <w:sz w:val="22"/>
+                <w:szCs w:val="22"/>
+              </w:rPr>
+              <w:t xml:space="preserve">instance for e.g. ssh connectivity. Multiple </w:t>
+            </w:r>
+            <w:proofErr w:type="spellStart"/>
+            <w:r>
+              <w:rPr>
+                <w:sz w:val="22"/>
+                <w:szCs w:val="22"/>
+              </w:rPr>
+              <w:t>cidr</w:t>
+            </w:r>
+            <w:proofErr w:type="spellEnd"/>
+            <w:r>
+              <w:rPr>
+                <w:sz w:val="22"/>
+                <w:szCs w:val="22"/>
+              </w:rPr>
+              <w:t>/description objects are supported.</w:t>
             </w:r>
           </w:p>
         </w:tc>
@@ -3640,6 +4219,57 @@
                 <w:szCs w:val="22"/>
               </w:rPr>
             </w:pPr>
+            <w:proofErr w:type="gramStart"/>
+            <w:r>
+              <w:rPr>
+                <w:sz w:val="22"/>
+                <w:szCs w:val="22"/>
+              </w:rPr>
+              <w:t>aws.</w:t>
+            </w:r>
+            <w:r>
+              <w:rPr>
+                <w:sz w:val="22"/>
+                <w:szCs w:val="22"/>
+              </w:rPr>
+              <w:t>ec2ingress.description</w:t>
+            </w:r>
+            <w:proofErr w:type="gramEnd"/>
+          </w:p>
+        </w:tc>
+        <w:tc>
+          <w:tcPr>
+            <w:tcW w:w="6018" w:type="dxa"/>
+          </w:tcPr>
+          <w:p>
+            <w:pPr>
+              <w:rPr>
+                <w:sz w:val="22"/>
+                <w:szCs w:val="22"/>
+              </w:rPr>
+            </w:pPr>
+            <w:r>
+              <w:rPr>
+                <w:sz w:val="22"/>
+                <w:szCs w:val="22"/>
+              </w:rPr>
+              <w:t>Readable description for the CIDR range, e.g. “my home IP”, “company VPN”, etc.</w:t>
+            </w:r>
+          </w:p>
+        </w:tc>
+      </w:tr>
+      <w:tr>
+        <w:tc>
+          <w:tcPr>
+            <w:tcW w:w="3332" w:type="dxa"/>
+          </w:tcPr>
+          <w:p>
+            <w:pPr>
+              <w:rPr>
+                <w:sz w:val="22"/>
+                <w:szCs w:val="22"/>
+              </w:rPr>
+            </w:pPr>
             <w:proofErr w:type="spellStart"/>
             <w:r>
               <w:rPr>
@@ -3826,12 +4456,12 @@
       <w:pPr>
         <w:pStyle w:val="Heading3"/>
       </w:pPr>
-      <w:bookmarkStart w:id="10" w:name="_Toc171721460"/>
+      <w:bookmarkStart w:id="13" w:name="_Toc212216843"/>
       <w:r>
         <w:lastRenderedPageBreak/>
         <w:t>AWS Credentials</w:t>
       </w:r>
-      <w:bookmarkEnd w:id="10"/>
+      <w:bookmarkEnd w:id="13"/>
     </w:p>
     <w:p>
       <w:r>
@@ -3881,11 +4511,11 @@
       <w:pPr>
         <w:pStyle w:val="Heading3"/>
       </w:pPr>
-      <w:bookmarkStart w:id="11" w:name="_Toc171721461"/>
+      <w:bookmarkStart w:id="14" w:name="_Toc212216844"/>
       <w:r>
         <w:t>Deployment Modes</w:t>
       </w:r>
-      <w:bookmarkEnd w:id="11"/>
+      <w:bookmarkEnd w:id="14"/>
     </w:p>
     <w:p>
       <w:r>
@@ -3958,18 +4588,67 @@
         </w:rPr>
         <w:t>)</w:t>
       </w:r>
-    </w:p>
-    <w:p>
-      <w:pPr>
-        <w:rPr>
-          <w:i/>
-          <w:iCs/>
-        </w:rPr>
-      </w:pPr>
-    </w:p>
-    <w:p>
-      <w:r>
-        <w:t xml:space="preserve">The available modes are as follows; if </w:t>
+      <w:r>
+        <w:rPr>
+          <w:i/>
+          <w:iCs/>
+        </w:rPr>
+        <w:t> (-p &lt;</w:t>
+      </w:r>
+      <w:proofErr w:type="spellStart"/>
+      <w:r>
+        <w:rPr>
+          <w:i/>
+          <w:iCs/>
+        </w:rPr>
+        <w:t>aws_profile_name</w:t>
+      </w:r>
+      <w:proofErr w:type="spellEnd"/>
+      <w:r>
+        <w:rPr>
+          <w:i/>
+          <w:iCs/>
+        </w:rPr>
+        <w:t>&gt;)</w:t>
+      </w:r>
+    </w:p>
+    <w:p>
+      <w:pPr>
+        <w:rPr>
+          <w:i/>
+          <w:iCs/>
+        </w:rPr>
+      </w:pPr>
+    </w:p>
+    <w:p>
+      <w:pPr>
+        <w:rPr>
+          <w:i/>
+          <w:iCs/>
+        </w:rPr>
+      </w:pPr>
+    </w:p>
+    <w:p>
+      <w:r>
+        <w:t>The available modes are as follows</w:t>
+      </w:r>
+      <w:r>
+        <w:t>:</w:t>
+      </w:r>
+    </w:p>
+    <w:p>
+      <w:pPr>
+        <w:pStyle w:val="ListParagraph"/>
+        <w:numPr>
+          <w:ilvl w:val="0"/>
+          <w:numId w:val="4"/>
+        </w:numPr>
+      </w:pPr>
+      <w:r>
+        <w:t>I</w:t>
+      </w:r>
+      <w:r>
+        <w:t xml:space="preserve">f </w:t>
       </w:r>
       <w:r>
         <w:t xml:space="preserve">the </w:t>
@@ -3981,7 +4660,13 @@
         <w:t xml:space="preserve"> parameter</w:t>
       </w:r>
       <w:r>
-        <w:t xml:space="preserve"> is omitted it will default </w:t>
+        <w:t xml:space="preserve"> is omitted</w:t>
+      </w:r>
+      <w:r>
+        <w:t>,</w:t>
+      </w:r>
+      <w:r>
+        <w:t xml:space="preserve"> it will default </w:t>
       </w:r>
       <w:proofErr w:type="gramStart"/>
       <w:r>
@@ -3989,29 +4674,52 @@
       </w:r>
       <w:proofErr w:type="gramEnd"/>
       <w:r>
-        <w:t xml:space="preserve"> “full”.</w:t>
-      </w:r>
-      <w:r>
-        <w:t xml:space="preserve"> </w:t>
-      </w:r>
+        <w:t xml:space="preserve"> “full”</w:t>
+      </w:r>
+    </w:p>
+    <w:p>
+      <w:pPr>
+        <w:pStyle w:val="ListParagraph"/>
+        <w:numPr>
+          <w:ilvl w:val="0"/>
+          <w:numId w:val="4"/>
+        </w:numPr>
+      </w:pPr>
       <w:r>
         <w:t>“</w:t>
       </w:r>
+      <w:proofErr w:type="spellStart"/>
       <w:proofErr w:type="gramStart"/>
       <w:r>
         <w:t>ssh</w:t>
       </w:r>
       <w:proofErr w:type="gramEnd"/>
       <w:r>
-        <w:t>-key” and “elastic-</w:t>
-      </w:r>
-      <w:proofErr w:type="spellStart"/>
-      <w:r>
-        <w:t>ip</w:t>
-      </w:r>
-      <w:proofErr w:type="spellEnd"/>
-      <w:r>
-        <w:t>” (and so, “full” as well) are unlikely to be used beyond initial application deployment in a new environment; “</w:t>
+        <w:t>_key</w:t>
+      </w:r>
+      <w:proofErr w:type="spellEnd"/>
+      <w:r>
+        <w:t>” and “</w:t>
+      </w:r>
+      <w:proofErr w:type="spellStart"/>
+      <w:r>
+        <w:t>elastic_ip</w:t>
+      </w:r>
+      <w:proofErr w:type="spellEnd"/>
+      <w:r>
+        <w:t>” (and so, “full” as well) are unlikely to be used beyond initial application deployment in a new environment</w:t>
+      </w:r>
+    </w:p>
+    <w:p>
+      <w:pPr>
+        <w:pStyle w:val="ListParagraph"/>
+        <w:numPr>
+          <w:ilvl w:val="0"/>
+          <w:numId w:val="4"/>
+        </w:numPr>
+      </w:pPr>
+      <w:r>
+        <w:t>“</w:t>
       </w:r>
       <w:proofErr w:type="spellStart"/>
       <w:r>
@@ -4019,7 +4727,19 @@
       </w:r>
       <w:proofErr w:type="spellEnd"/>
       <w:r>
-        <w:t>”, will be used infrequently but not uncommonly; “docker” and “</w:t>
+        <w:t>”, will be used infrequently but not uncommonly</w:t>
+      </w:r>
+    </w:p>
+    <w:p>
+      <w:pPr>
+        <w:pStyle w:val="ListParagraph"/>
+        <w:numPr>
+          <w:ilvl w:val="0"/>
+          <w:numId w:val="4"/>
+        </w:numPr>
+      </w:pPr>
+      <w:r>
+        <w:t>“docker” and “</w:t>
       </w:r>
       <w:proofErr w:type="spellStart"/>
       <w:r>
@@ -4122,47 +4842,9 @@
             <w:tcW w:w="1717" w:type="dxa"/>
           </w:tcPr>
           <w:p>
-            <w:r>
-              <w:t>ssh-key</w:t>
-            </w:r>
-          </w:p>
-        </w:tc>
-        <w:tc>
-          <w:tcPr>
-            <w:tcW w:w="7633" w:type="dxa"/>
-          </w:tcPr>
-          <w:p>
-            <w:r>
-              <w:t xml:space="preserve">Checks for existence of configured ssh keypair; creates and </w:t>
-            </w:r>
-            <w:proofErr w:type="gramStart"/>
-            <w:r>
-              <w:t>saves .</w:t>
-            </w:r>
             <w:proofErr w:type="spellStart"/>
             <w:r>
-              <w:t>pem</w:t>
-            </w:r>
-            <w:proofErr w:type="spellEnd"/>
-            <w:proofErr w:type="gramEnd"/>
-            <w:r>
-              <w:t xml:space="preserve"> if necessary.</w:t>
-            </w:r>
-          </w:p>
-        </w:tc>
-      </w:tr>
-      <w:tr>
-        <w:tc>
-          <w:tcPr>
-            <w:tcW w:w="1717" w:type="dxa"/>
-          </w:tcPr>
-          <w:p>
-            <w:r>
-              <w:t>elastic-</w:t>
-            </w:r>
-            <w:proofErr w:type="spellStart"/>
-            <w:r>
-              <w:t>ip</w:t>
+              <w:t>ssh_key</w:t>
             </w:r>
             <w:proofErr w:type="spellEnd"/>
           </w:p>
@@ -4173,15 +4855,20 @@
           </w:tcPr>
           <w:p>
             <w:r>
-              <w:t xml:space="preserve">Checks for existence and availability of configured elastic </w:t>
+              <w:t xml:space="preserve">Checks for existence of configured ssh keypair; creates and </w:t>
+            </w:r>
+            <w:proofErr w:type="gramStart"/>
+            <w:r>
+              <w:t>saves .</w:t>
             </w:r>
             <w:proofErr w:type="spellStart"/>
             <w:r>
-              <w:t>ip</w:t>
+              <w:t>pem</w:t>
             </w:r>
             <w:proofErr w:type="spellEnd"/>
-            <w:r>
-              <w:t xml:space="preserve"> name; creates if necessary.</w:t>
+            <w:proofErr w:type="gramEnd"/>
+            <w:r>
+              <w:t xml:space="preserve"> if necessary.</w:t>
             </w:r>
           </w:p>
         </w:tc>
@@ -4194,7 +4881,7 @@
           <w:p>
             <w:proofErr w:type="spellStart"/>
             <w:r>
-              <w:t>cloudformation</w:t>
+              <w:t>elastic_ip</w:t>
             </w:r>
             <w:proofErr w:type="spellEnd"/>
           </w:p>
@@ -4205,13 +4892,15 @@
           </w:tcPr>
           <w:p>
             <w:r>
-              <w:t xml:space="preserve">Deploys </w:t>
-            </w:r>
-            <w:r>
-              <w:t xml:space="preserve">or updates </w:t>
-            </w:r>
-            <w:r>
-              <w:t>CloudFormation stack</w:t>
+              <w:t xml:space="preserve">Checks for existence and availability of configured elastic </w:t>
+            </w:r>
+            <w:proofErr w:type="spellStart"/>
+            <w:r>
+              <w:t>ip</w:t>
+            </w:r>
+            <w:proofErr w:type="spellEnd"/>
+            <w:r>
+              <w:t xml:space="preserve"> name; creates if necessary.</w:t>
             </w:r>
           </w:p>
         </w:tc>
@@ -4222,9 +4911,11 @@
             <w:tcW w:w="1717" w:type="dxa"/>
           </w:tcPr>
           <w:p>
-            <w:r>
-              <w:t>docker</w:t>
-            </w:r>
+            <w:proofErr w:type="spellStart"/>
+            <w:r>
+              <w:t>cloudformation</w:t>
+            </w:r>
+            <w:proofErr w:type="spellEnd"/>
           </w:p>
         </w:tc>
         <w:tc>
@@ -4233,7 +4924,13 @@
           </w:tcPr>
           <w:p>
             <w:r>
-              <w:t>Builds the Docker image and pushes it to ECR. Note that you must have a Docker install locally to perform this.</w:t>
+              <w:t xml:space="preserve">Deploys </w:t>
+            </w:r>
+            <w:r>
+              <w:t xml:space="preserve">or updates </w:t>
+            </w:r>
+            <w:r>
+              <w:t>CloudFormation stack</w:t>
             </w:r>
           </w:p>
         </w:tc>
@@ -4244,7 +4941,40 @@
             <w:tcW w:w="1717" w:type="dxa"/>
           </w:tcPr>
           <w:p>
-            <w:bookmarkStart w:id="12" w:name="_Hlk199337493"/>
+            <w:r>
+              <w:t>docker</w:t>
+            </w:r>
+          </w:p>
+        </w:tc>
+        <w:tc>
+          <w:tcPr>
+            <w:tcW w:w="7633" w:type="dxa"/>
+          </w:tcPr>
+          <w:p>
+            <w:r>
+              <w:t>Builds the Docker image and pushes it to ECR. Note that you must have</w:t>
+            </w:r>
+            <w:r>
+              <w:t xml:space="preserve"> </w:t>
+            </w:r>
+            <w:r>
+              <w:t>Docker install</w:t>
+            </w:r>
+            <w:r>
+              <w:t>ed and running</w:t>
+            </w:r>
+            <w:r>
+              <w:t xml:space="preserve"> locally to perform this.</w:t>
+            </w:r>
+          </w:p>
+        </w:tc>
+      </w:tr>
+      <w:tr>
+        <w:tc>
+          <w:tcPr>
+            <w:tcW w:w="1717" w:type="dxa"/>
+          </w:tcPr>
+          <w:p>
             <w:proofErr w:type="spellStart"/>
             <w:r>
               <w:t>push_flask_build</w:t>
@@ -4263,117 +4993,135 @@
           </w:p>
         </w:tc>
       </w:tr>
-      <w:bookmarkEnd w:id="12"/>
     </w:tbl>
     <w:p/>
+    <w:p>
+      <w:pPr>
+        <w:pStyle w:val="Heading3"/>
+      </w:pPr>
+      <w:bookmarkStart w:id="15" w:name="_Toc212216845"/>
+      <w:r>
+        <w:t>Deployment Notes</w:t>
+      </w:r>
+      <w:bookmarkEnd w:id="15"/>
+    </w:p>
+    <w:p>
+      <w:pPr>
+        <w:pStyle w:val="ListParagraph"/>
+        <w:numPr>
+          <w:ilvl w:val="0"/>
+          <w:numId w:val="4"/>
+        </w:numPr>
+      </w:pPr>
+      <w:r>
+        <w:t>Sometimes pushing a docker image to ECR will time out, in which case it’s necessary to submit ‘manually’. (docker push &lt;</w:t>
+      </w:r>
+      <w:proofErr w:type="spellStart"/>
+      <w:r>
+        <w:t>repo_uri</w:t>
+      </w:r>
+      <w:proofErr w:type="spellEnd"/>
+      <w:r>
+        <w:t>&gt;:&lt;</w:t>
+      </w:r>
+      <w:proofErr w:type="spellStart"/>
+      <w:r>
+        <w:t>img_tag</w:t>
+      </w:r>
+      <w:proofErr w:type="spellEnd"/>
+      <w:r>
+        <w:t>&gt;)</w:t>
+      </w:r>
+    </w:p>
+    <w:p>
+      <w:r>
+        <w:br w:type="page"/>
+      </w:r>
+    </w:p>
+    <w:p>
+      <w:pPr>
+        <w:pStyle w:val="Heading2"/>
+      </w:pPr>
+      <w:bookmarkStart w:id="16" w:name="_Toc212216846"/>
+      <w:r>
+        <w:lastRenderedPageBreak/>
+        <w:t xml:space="preserve">Dockerized </w:t>
+      </w:r>
+      <w:r>
+        <w:t>Model Run Explanation</w:t>
+      </w:r>
+      <w:bookmarkEnd w:id="16"/>
+    </w:p>
     <w:p/>
     <w:p>
-      <w:r>
-        <w:br w:type="page"/>
-      </w:r>
-    </w:p>
-    <w:p>
-      <w:pPr>
-        <w:pStyle w:val="Heading2"/>
-      </w:pPr>
-      <w:bookmarkStart w:id="13" w:name="_Toc171721462"/>
-      <w:proofErr w:type="spellStart"/>
-      <w:r>
-        <w:lastRenderedPageBreak/>
-        <w:t>Dockerized</w:t>
-      </w:r>
-      <w:proofErr w:type="spellEnd"/>
-      <w:r>
-        <w:t xml:space="preserve"> </w:t>
-      </w:r>
-      <w:r>
-        <w:t>Model Run Explanation</w:t>
-      </w:r>
-      <w:bookmarkEnd w:id="13"/>
+      <w:pPr>
+        <w:pStyle w:val="Heading3"/>
+      </w:pPr>
+      <w:bookmarkStart w:id="17" w:name="_Toc212216847"/>
+      <w:proofErr w:type="spellStart"/>
+      <w:r>
+        <w:t>Entrypoint</w:t>
+      </w:r>
+      <w:bookmarkEnd w:id="17"/>
+      <w:proofErr w:type="spellEnd"/>
     </w:p>
     <w:p/>
     <w:p>
+      <w:r>
+        <w:t xml:space="preserve">See </w:t>
+      </w:r>
+      <w:proofErr w:type="gramStart"/>
+      <w:r>
+        <w:t>Scripts/</w:t>
+      </w:r>
+      <w:proofErr w:type="spellStart"/>
+      <w:r>
+        <w:t>trim_frontend</w:t>
+      </w:r>
+      <w:proofErr w:type="spellEnd"/>
+      <w:r>
+        <w:t>/scenarios/routes.py::</w:t>
+      </w:r>
+      <w:proofErr w:type="spellStart"/>
+      <w:proofErr w:type="gramEnd"/>
+      <w:r>
+        <w:t>run_result_scenario</w:t>
+      </w:r>
+      <w:proofErr w:type="spellEnd"/>
+      <w:r>
+        <w:t xml:space="preserve">. This has been modified; if an environment variable of TRIM_ENV_PROFILE is present and set to “dev” or “prod”, it will trigger the Dockerized flow. This environment value will be set on Elastic Beanstalk instances if the appropriate </w:t>
+      </w:r>
+      <w:proofErr w:type="spellStart"/>
+      <w:r>
+        <w:t>short_env_profile</w:t>
+      </w:r>
+      <w:proofErr w:type="spellEnd"/>
+      <w:r>
+        <w:t xml:space="preserve"> value was set in the config file used by the deployment script. If any other value is </w:t>
+      </w:r>
+      <w:r>
+        <w:t>present</w:t>
+      </w:r>
+      <w:r>
+        <w:t xml:space="preserve"> (or the variable is missing entirely), then the app will revert to original behavior and run the model </w:t>
+      </w:r>
+      <w:r>
+        <w:t>on its own without Docker</w:t>
+      </w:r>
+      <w:r>
+        <w:t>. This can be useful for local development when you don’t want to bother with Docker deployments.</w:t>
+      </w:r>
+    </w:p>
+    <w:p/>
+    <w:p>
       <w:pPr>
         <w:pStyle w:val="Heading3"/>
       </w:pPr>
-      <w:bookmarkStart w:id="14" w:name="_Toc171721463"/>
-      <w:proofErr w:type="spellStart"/>
-      <w:r>
-        <w:t>Entrypoint</w:t>
-      </w:r>
-      <w:bookmarkEnd w:id="14"/>
-      <w:proofErr w:type="spellEnd"/>
-    </w:p>
-    <w:p/>
-    <w:p>
-      <w:r>
-        <w:t xml:space="preserve">See </w:t>
-      </w:r>
-      <w:proofErr w:type="gramStart"/>
-      <w:r>
-        <w:t>Scripts/</w:t>
-      </w:r>
-      <w:proofErr w:type="spellStart"/>
-      <w:r>
-        <w:t>trim_frontend</w:t>
-      </w:r>
-      <w:proofErr w:type="spellEnd"/>
-      <w:r>
-        <w:t>/scenarios/routes.py::</w:t>
-      </w:r>
-      <w:proofErr w:type="spellStart"/>
-      <w:proofErr w:type="gramEnd"/>
-      <w:r>
-        <w:t>run_result_scenario</w:t>
-      </w:r>
-      <w:proofErr w:type="spellEnd"/>
-      <w:r>
-        <w:t xml:space="preserve">. This has been modified; if an environment variable of TRIM_ENV_PROFILE is present and set to “dev” or “prod”, it will trigger the </w:t>
-      </w:r>
-      <w:proofErr w:type="spellStart"/>
-      <w:r>
-        <w:t>Dockerized</w:t>
-      </w:r>
-      <w:proofErr w:type="spellEnd"/>
-      <w:r>
-        <w:t xml:space="preserve"> flow. This environment value will be set on Elastic Beanstalk instances if the appropriate </w:t>
-      </w:r>
-      <w:proofErr w:type="spellStart"/>
-      <w:r>
-        <w:t>short_env_profile</w:t>
-      </w:r>
-      <w:proofErr w:type="spellEnd"/>
-      <w:r>
-        <w:t xml:space="preserve"> value was set in the config file used by the deployment script. If any other value is </w:t>
-      </w:r>
-      <w:r>
-        <w:t>present</w:t>
-      </w:r>
-      <w:r>
-        <w:t xml:space="preserve"> (or the variable is missing entirely), then the app will revert to original behavior and run the model </w:t>
-      </w:r>
-      <w:r>
-        <w:t>on its own without Docker</w:t>
-      </w:r>
-      <w:r>
-        <w:t>. This can be useful for local development when you don’t want to bother with Docker deployments.</w:t>
-      </w:r>
-    </w:p>
-    <w:p/>
-    <w:p>
-      <w:pPr>
-        <w:pStyle w:val="Heading3"/>
-      </w:pPr>
-      <w:bookmarkStart w:id="15" w:name="_Toc171721464"/>
-      <w:proofErr w:type="spellStart"/>
-      <w:r>
-        <w:t>Dockerized</w:t>
-      </w:r>
-      <w:proofErr w:type="spellEnd"/>
-      <w:r>
-        <w:t xml:space="preserve"> Flow Explanation</w:t>
-      </w:r>
-      <w:bookmarkEnd w:id="15"/>
+      <w:bookmarkStart w:id="18" w:name="_Toc212216848"/>
+      <w:r>
+        <w:t>Dockerized Flow Explanation</w:t>
+      </w:r>
+      <w:bookmarkEnd w:id="18"/>
     </w:p>
     <w:p/>
     <w:p>
@@ -4740,11 +5488,11 @@
       <w:pPr>
         <w:pStyle w:val="Heading3"/>
       </w:pPr>
-      <w:bookmarkStart w:id="16" w:name="_Toc171721465"/>
+      <w:bookmarkStart w:id="19" w:name="_Toc212216849"/>
       <w:r>
         <w:t>Docker Scaling</w:t>
       </w:r>
-      <w:bookmarkEnd w:id="16"/>
+      <w:bookmarkEnd w:id="19"/>
     </w:p>
     <w:p>
       <w:pPr>
@@ -4785,15 +5533,7 @@
     <w:p/>
     <w:p>
       <w:r>
-        <w:t xml:space="preserve">Having said that – as of July 2024, the bottleneck on model run speed appears to be related to database access via the ORM (ongoing modifications in that area appear to be making improvements) so bigger instance are unlikely to increase speed much. During testing of the </w:t>
-      </w:r>
-      <w:proofErr w:type="spellStart"/>
-      <w:r>
-        <w:t>Dockerized</w:t>
-      </w:r>
-      <w:proofErr w:type="spellEnd"/>
-      <w:r>
-        <w:t xml:space="preserve"> architecture it made very little difference when scaling up past a certain point. But, if the need ever arises, that’s how you’d do it.</w:t>
+        <w:t>Having said that – as of July 2024, the bottleneck on model run speed appears to be related to database access via the ORM (ongoing modifications in that area appear to be making improvements) so bigger instance are unlikely to increase speed much. During testing of the Dockerized architecture it made very little difference when scaling up past a certain point. But, if the need ever arises, that’s how you’d do it.</w:t>
       </w:r>
     </w:p>
     <w:p/>
@@ -4801,11 +5541,11 @@
       <w:pPr>
         <w:pStyle w:val="Heading3"/>
       </w:pPr>
-      <w:bookmarkStart w:id="17" w:name="_Toc171721466"/>
+      <w:bookmarkStart w:id="20" w:name="_Toc212216850"/>
       <w:r>
         <w:t>Docker Local Testing</w:t>
       </w:r>
-      <w:bookmarkEnd w:id="17"/>
+      <w:bookmarkEnd w:id="20"/>
     </w:p>
     <w:p/>
     <w:p>
@@ -5331,27 +6071,354 @@
       <w:pPr>
         <w:pStyle w:val="Heading2"/>
       </w:pPr>
+      <w:bookmarkStart w:id="21" w:name="_Toc212216851"/>
+      <w:r>
+        <w:lastRenderedPageBreak/>
+        <w:t>Dockerized Getflow Explanation</w:t>
+      </w:r>
+      <w:bookmarkEnd w:id="21"/>
+    </w:p>
+    <w:p/>
+    <w:p>
+      <w:r>
+        <w:t>PyTRIM has a second step function for running Getflow. This follows the same architecture as the Model Run</w:t>
+      </w:r>
+      <w:r>
+        <w:t>, with some slight differences</w:t>
+      </w:r>
+      <w:r>
+        <w:t xml:space="preserve">. The Getflow docker file uses an official QGIS image, </w:t>
+      </w:r>
+      <w:r>
+        <w:t xml:space="preserve">with an additional external package: </w:t>
+      </w:r>
+      <w:r>
+        <w:t>Processing Saga NextGen</w:t>
+      </w:r>
+      <w:r>
+        <w:t>. Because of this, it’s not possible to run the Getflow code locally without installing QGIS.</w:t>
+      </w:r>
     </w:p>
     <w:p>
       <w:pPr>
         <w:pStyle w:val="Heading2"/>
       </w:pPr>
-      <w:bookmarkStart w:id="18" w:name="_Toc171721467"/>
+    </w:p>
+    <w:p/>
+    <w:p>
+      <w:pPr>
+        <w:pStyle w:val="Heading2"/>
+      </w:pPr>
+      <w:bookmarkStart w:id="22" w:name="_Toc212216852"/>
+      <w:r>
+        <w:t>RDS</w:t>
+      </w:r>
+      <w:bookmarkEnd w:id="22"/>
+    </w:p>
+    <w:p/>
+    <w:p>
+      <w:pPr>
+        <w:pStyle w:val="Heading3"/>
+      </w:pPr>
+      <w:bookmarkStart w:id="23" w:name="_Toc212216853"/>
+      <w:r>
+        <w:t>Backups</w:t>
+      </w:r>
+      <w:r>
+        <w:t xml:space="preserve"> &amp; Restores</w:t>
+      </w:r>
+      <w:bookmarkEnd w:id="23"/>
+    </w:p>
+    <w:p/>
+    <w:p>
+      <w:r>
+        <w:t>AWS RDS is set up to preserve up to 1 week of backups. Manual snapshots are also taken before working on major database updates. Stable snapshots of the database are also occasionally checked into the GitHub repo</w:t>
+      </w:r>
+      <w:r>
+        <w:t xml:space="preserve"> under </w:t>
+      </w:r>
+      <w:r>
+        <w:t>Scripts\</w:t>
+      </w:r>
+      <w:proofErr w:type="spellStart"/>
+      <w:r>
+        <w:t>trim_db</w:t>
+      </w:r>
+      <w:proofErr w:type="spellEnd"/>
+      <w:r>
+        <w:t>\migrations\scripts\backups\</w:t>
+      </w:r>
+      <w:r>
+        <w:t>.</w:t>
+      </w:r>
+    </w:p>
+    <w:p/>
+    <w:p>
+      <w:r>
+        <w:t>This is the process f</w:t>
+      </w:r>
+      <w:r>
+        <w:t xml:space="preserve">or setting up a </w:t>
+      </w:r>
+      <w:r>
+        <w:t xml:space="preserve">new PyTRIM </w:t>
+      </w:r>
+      <w:r>
+        <w:t>DB on AWS</w:t>
+      </w:r>
+      <w:r>
+        <w:t>:</w:t>
+      </w:r>
+    </w:p>
+    <w:p>
+      <w:pPr>
+        <w:pStyle w:val="ListParagraph"/>
+        <w:numPr>
+          <w:ilvl w:val="0"/>
+          <w:numId w:val="6"/>
+        </w:numPr>
+      </w:pPr>
+      <w:r>
+        <w:t>Once a stack is set up, o</w:t>
+      </w:r>
+      <w:r>
+        <w:t>pen a tunnel to the RDS instance</w:t>
+      </w:r>
+    </w:p>
+    <w:p>
+      <w:pPr>
+        <w:pStyle w:val="ListParagraph"/>
+        <w:numPr>
+          <w:ilvl w:val="0"/>
+          <w:numId w:val="6"/>
+        </w:numPr>
+      </w:pPr>
+      <w:r>
+        <w:t xml:space="preserve">Drop any existing PyTRIM databases </w:t>
+      </w:r>
+      <w:r>
+        <w:t xml:space="preserve">(if necessary) </w:t>
+      </w:r>
+      <w:r>
+        <w:t>and create a new one. The name should match the one provided in the deployment script configuration file</w:t>
+      </w:r>
+    </w:p>
+    <w:p>
+      <w:pPr>
+        <w:pStyle w:val="ListParagraph"/>
+        <w:numPr>
+          <w:ilvl w:val="0"/>
+          <w:numId w:val="6"/>
+        </w:numPr>
+      </w:pPr>
+      <w:r>
+        <w:t xml:space="preserve">Create the necessary tables by running </w:t>
+      </w:r>
+      <w:r>
+        <w:t>Scripts\</w:t>
+      </w:r>
+      <w:proofErr w:type="spellStart"/>
+      <w:r>
+        <w:t>trim_db</w:t>
+      </w:r>
+      <w:proofErr w:type="spellEnd"/>
+      <w:r>
+        <w:t>\migrations\scripts\</w:t>
+      </w:r>
+      <w:proofErr w:type="spellStart"/>
+      <w:r>
+        <w:t>migrate.mysql.aws.sql</w:t>
+      </w:r>
+      <w:proofErr w:type="spellEnd"/>
+      <w:r>
+        <w:t xml:space="preserve"> </w:t>
+      </w:r>
+    </w:p>
+    <w:p>
+      <w:pPr>
+        <w:pStyle w:val="ListParagraph"/>
+        <w:numPr>
+          <w:ilvl w:val="1"/>
+          <w:numId w:val="6"/>
+        </w:numPr>
+      </w:pPr>
+      <w:proofErr w:type="spellStart"/>
+      <w:r>
+        <w:t>mysql</w:t>
+      </w:r>
+      <w:proofErr w:type="spellEnd"/>
+      <w:r>
+        <w:t xml:space="preserve"> -u </w:t>
+      </w:r>
+      <w:r>
+        <w:t>user</w:t>
+      </w:r>
+      <w:r>
+        <w:t xml:space="preserve"> -h 127.0.0.1 -P8888 </w:t>
+      </w:r>
+      <w:proofErr w:type="spellStart"/>
+      <w:r>
+        <w:t>dbname</w:t>
+      </w:r>
+      <w:proofErr w:type="spellEnd"/>
+      <w:r>
+        <w:t xml:space="preserve"> &lt; </w:t>
+      </w:r>
+      <w:proofErr w:type="spellStart"/>
+      <w:r>
+        <w:t>migrate</w:t>
+      </w:r>
+      <w:r>
+        <w:t>.sql</w:t>
+      </w:r>
+      <w:proofErr w:type="spellEnd"/>
+    </w:p>
+    <w:p>
+      <w:pPr>
+        <w:pStyle w:val="ListParagraph"/>
+        <w:numPr>
+          <w:ilvl w:val="1"/>
+          <w:numId w:val="6"/>
+        </w:numPr>
+      </w:pPr>
+      <w:r>
+        <w:t>Make sure the database name in the .</w:t>
+      </w:r>
+      <w:proofErr w:type="spellStart"/>
+      <w:r>
+        <w:t>sql</w:t>
+      </w:r>
+      <w:proofErr w:type="spellEnd"/>
+      <w:r>
+        <w:t xml:space="preserve"> file matches the one being used on AWS</w:t>
+      </w:r>
+    </w:p>
+    <w:p>
+      <w:pPr>
+        <w:pStyle w:val="ListParagraph"/>
+        <w:numPr>
+          <w:ilvl w:val="0"/>
+          <w:numId w:val="6"/>
+        </w:numPr>
+      </w:pPr>
+      <w:r>
+        <w:t xml:space="preserve">Populate the tables by running </w:t>
+      </w:r>
+      <w:r>
+        <w:t>Scripts\trim_db\migrations\scripts\backups\full_db_251014.mysql.sql</w:t>
+      </w:r>
+    </w:p>
+    <w:p>
+      <w:pPr>
+        <w:pStyle w:val="ListParagraph"/>
+        <w:numPr>
+          <w:ilvl w:val="1"/>
+          <w:numId w:val="6"/>
+        </w:numPr>
+      </w:pPr>
+      <w:proofErr w:type="spellStart"/>
+      <w:r>
+        <w:t>mysql</w:t>
+      </w:r>
+      <w:proofErr w:type="spellEnd"/>
+      <w:r>
+        <w:t xml:space="preserve"> -u </w:t>
+      </w:r>
+      <w:r>
+        <w:t>user</w:t>
+      </w:r>
+      <w:r>
+        <w:t xml:space="preserve"> -h 127.0.0.1 -P8888 </w:t>
+      </w:r>
+      <w:proofErr w:type="spellStart"/>
+      <w:r>
+        <w:t>dbname</w:t>
+      </w:r>
+      <w:proofErr w:type="spellEnd"/>
+      <w:r>
+        <w:t xml:space="preserve"> &lt; </w:t>
+      </w:r>
+      <w:proofErr w:type="spellStart"/>
+      <w:r>
+        <w:t>full_db</w:t>
+      </w:r>
+      <w:r>
+        <w:t>.sql</w:t>
+      </w:r>
+      <w:proofErr w:type="spellEnd"/>
+    </w:p>
+    <w:p>
+      <w:pPr>
+        <w:pStyle w:val="ListParagraph"/>
+        <w:numPr>
+          <w:ilvl w:val="1"/>
+          <w:numId w:val="6"/>
+        </w:numPr>
+      </w:pPr>
+      <w:r>
+        <w:t>The “</w:t>
+      </w:r>
+      <w:proofErr w:type="spellStart"/>
+      <w:r>
+        <w:t>full_db</w:t>
+      </w:r>
+      <w:proofErr w:type="spellEnd"/>
+      <w:r>
+        <w:t>” file with the latest date should be used</w:t>
+      </w:r>
+    </w:p>
+    <w:p/>
+    <w:p>
+      <w:pPr>
+        <w:pStyle w:val="Heading3"/>
+      </w:pPr>
+      <w:bookmarkStart w:id="24" w:name="_Toc212216854"/>
+      <w:r>
+        <w:t>Updates</w:t>
+      </w:r>
+      <w:bookmarkEnd w:id="24"/>
+    </w:p>
+    <w:p>
+      <w:r>
+        <w:t xml:space="preserve">DB updates/revisions are tracked using Alembic. The revisions are kept under </w:t>
+      </w:r>
+      <w:r>
+        <w:t>Scripts\</w:t>
+      </w:r>
+      <w:proofErr w:type="spellStart"/>
+      <w:r>
+        <w:t>trim_db</w:t>
+      </w:r>
+      <w:proofErr w:type="spellEnd"/>
+      <w:r>
+        <w:t>\migrations\versions\</w:t>
+      </w:r>
+      <w:r>
+        <w:t>.</w:t>
+      </w:r>
+    </w:p>
+    <w:p/>
+    <w:p/>
+    <w:p>
+      <w:pPr>
+        <w:pStyle w:val="Heading2"/>
+      </w:pPr>
+      <w:bookmarkStart w:id="25" w:name="_Toc212216855"/>
       <w:r>
         <w:t>Troubleshooting / Logging / etc.</w:t>
       </w:r>
-      <w:bookmarkEnd w:id="18"/>
+      <w:bookmarkEnd w:id="25"/>
     </w:p>
     <w:p/>
     <w:p>
       <w:pPr>
         <w:pStyle w:val="Heading3"/>
       </w:pPr>
-      <w:bookmarkStart w:id="19" w:name="_Toc171721468"/>
+      <w:bookmarkStart w:id="26" w:name="_Toc212216856"/>
       <w:r>
         <w:t>Logs</w:t>
       </w:r>
-      <w:bookmarkEnd w:id="19"/>
+      <w:bookmarkEnd w:id="26"/>
     </w:p>
     <w:p/>
     <w:p>
@@ -5384,7 +6451,19 @@
       </w:r>
       <w:proofErr w:type="spellEnd"/>
       <w:r>
-        <w:t>, running the script as a user w/o sufficient permissions, etc. – the CloudFormation console event logs for the stack should point you in the right direction.</w:t>
+        <w:t xml:space="preserve">, </w:t>
+      </w:r>
+      <w:r>
+        <w:lastRenderedPageBreak/>
+        <w:t xml:space="preserve">running the script as a </w:t>
+      </w:r>
+      <w:proofErr w:type="gramStart"/>
+      <w:r>
+        <w:t>user w/o sufficient permissions</w:t>
+      </w:r>
+      <w:proofErr w:type="gramEnd"/>
+      <w:r>
+        <w:t>, etc. – the CloudFormation console event logs for the stack should point you in the right direction.</w:t>
       </w:r>
     </w:p>
     <w:p/>
@@ -5392,7 +6471,8 @@
       <w:pPr>
         <w:pStyle w:val="Heading3"/>
       </w:pPr>
-      <w:bookmarkStart w:id="20" w:name="_Toc171721469"/>
+      <w:bookmarkStart w:id="27" w:name="OLE_LINK2"/>
+      <w:bookmarkStart w:id="28" w:name="_Toc212216857"/>
       <w:r>
         <w:t xml:space="preserve">Accessing the </w:t>
       </w:r>
@@ -5405,8 +6485,9 @@
       <w:r>
         <w:t>s</w:t>
       </w:r>
-      <w:bookmarkEnd w:id="20"/>
-    </w:p>
+      <w:bookmarkEnd w:id="28"/>
+    </w:p>
+    <w:bookmarkEnd w:id="27"/>
     <w:p/>
     <w:p>
       <w:r>
@@ -6042,17 +7123,1018 @@
           <w:color w:val="1F3763" w:themeColor="accent1" w:themeShade="7F"/>
         </w:rPr>
       </w:pPr>
+      <w:r>
+        <w:br w:type="page"/>
+      </w:r>
+    </w:p>
+    <w:p>
+      <w:pPr>
+        <w:pStyle w:val="Heading3"/>
+      </w:pPr>
+      <w:bookmarkStart w:id="29" w:name="_Toc212216858"/>
+      <w:r>
+        <w:lastRenderedPageBreak/>
+        <w:t xml:space="preserve">Self-Signed SSL </w:t>
+      </w:r>
+      <w:r>
+        <w:t xml:space="preserve">Certificate </w:t>
+      </w:r>
+      <w:r>
+        <w:t>Creation</w:t>
+      </w:r>
+      <w:bookmarkEnd w:id="29"/>
     </w:p>
     <w:p/>
     <w:p>
+      <w:r>
+        <w:t xml:space="preserve">The deployment script needs a certificate in AWS Certificate Manager, as specified in the config file. </w:t>
+      </w:r>
+      <w:r>
+        <w:t>In a production environment you will likely use a “real” validated SSL certificate issued by a certificate authority, but for development/internal scenarios it can be useful to use a self-signed certificate; your browser will warn you when you hit a TRIM environment using such a certificate, but you can get up and running quickly. For example:</w:t>
+      </w:r>
+    </w:p>
+    <w:p/>
+    <w:p>
+      <w:pPr>
+        <w:pStyle w:val="ListParagraph"/>
+        <w:numPr>
+          <w:ilvl w:val="0"/>
+          <w:numId w:val="7"/>
+        </w:numPr>
+      </w:pPr>
+      <w:r>
+        <w:t>At a shell, generate a private key and a certificate:</w:t>
+      </w:r>
+    </w:p>
+    <w:p>
+      <w:pPr>
+        <w:pStyle w:val="ListParagraph"/>
+        <w:rPr>
+          <w:i/>
+          <w:iCs/>
+        </w:rPr>
+      </w:pPr>
+      <w:proofErr w:type="spellStart"/>
+      <w:r>
+        <w:rPr>
+          <w:i/>
+          <w:iCs/>
+        </w:rPr>
+        <w:t>openssl</w:t>
+      </w:r>
+      <w:proofErr w:type="spellEnd"/>
+      <w:r>
+        <w:rPr>
+          <w:i/>
+          <w:iCs/>
+        </w:rPr>
+        <w:t xml:space="preserve"> req -x509 -</w:t>
+      </w:r>
+      <w:proofErr w:type="spellStart"/>
+      <w:r>
+        <w:rPr>
+          <w:i/>
+          <w:iCs/>
+        </w:rPr>
+        <w:t>newkey</w:t>
+      </w:r>
+      <w:proofErr w:type="spellEnd"/>
+      <w:r>
+        <w:rPr>
+          <w:i/>
+          <w:iCs/>
+        </w:rPr>
+        <w:t xml:space="preserve"> rsa:2048 -</w:t>
+      </w:r>
+      <w:proofErr w:type="spellStart"/>
+      <w:r>
+        <w:rPr>
+          <w:i/>
+          <w:iCs/>
+        </w:rPr>
+        <w:t>keyout</w:t>
+      </w:r>
+      <w:proofErr w:type="spellEnd"/>
+      <w:r>
+        <w:rPr>
+          <w:i/>
+          <w:iCs/>
+        </w:rPr>
+        <w:t xml:space="preserve"> </w:t>
+      </w:r>
+      <w:proofErr w:type="spellStart"/>
+      <w:r>
+        <w:rPr>
+          <w:i/>
+          <w:iCs/>
+        </w:rPr>
+        <w:t>trimPrivateKey.pem</w:t>
+      </w:r>
+      <w:proofErr w:type="spellEnd"/>
+      <w:r>
+        <w:rPr>
+          <w:i/>
+          <w:iCs/>
+        </w:rPr>
+        <w:t xml:space="preserve"> -out </w:t>
+      </w:r>
+      <w:proofErr w:type="spellStart"/>
+      <w:r>
+        <w:rPr>
+          <w:i/>
+          <w:iCs/>
+        </w:rPr>
+        <w:t>trimSelfSignedCert.pem</w:t>
+      </w:r>
+      <w:proofErr w:type="spellEnd"/>
+      <w:r>
+        <w:rPr>
+          <w:i/>
+          <w:iCs/>
+        </w:rPr>
+        <w:t xml:space="preserve"> -days 3650</w:t>
+      </w:r>
+    </w:p>
+    <w:p>
+      <w:pPr>
+        <w:pStyle w:val="ListParagraph"/>
+        <w:rPr>
+          <w:i/>
+          <w:iCs/>
+        </w:rPr>
+      </w:pPr>
+    </w:p>
+    <w:p>
+      <w:pPr>
+        <w:pStyle w:val="ListParagraph"/>
+      </w:pPr>
+      <w:r>
+        <w:t>This command will prompt you for several values:</w:t>
+      </w:r>
+    </w:p>
+    <w:tbl>
+      <w:tblPr>
+        <w:tblStyle w:val="TableGrid"/>
+        <w:tblW w:w="0" w:type="auto"/>
+        <w:tblInd w:w="720" w:type="dxa"/>
+        <w:tblLook w:val="04A0" w:firstRow="1" w:lastRow="0" w:firstColumn="1" w:lastColumn="0" w:noHBand="0" w:noVBand="1"/>
+      </w:tblPr>
+      <w:tblGrid>
+        <w:gridCol w:w="2155"/>
+        <w:gridCol w:w="2790"/>
+        <w:gridCol w:w="3685"/>
+      </w:tblGrid>
+      <w:tr>
+        <w:tc>
+          <w:tcPr>
+            <w:tcW w:w="2155" w:type="dxa"/>
+          </w:tcPr>
+          <w:p>
+            <w:pPr>
+              <w:pStyle w:val="ListParagraph"/>
+              <w:ind w:left="0"/>
+              <w:rPr>
+                <w:b/>
+                <w:bCs/>
+              </w:rPr>
+            </w:pPr>
+            <w:r>
+              <w:rPr>
+                <w:b/>
+                <w:bCs/>
+              </w:rPr>
+              <w:t>Value Name</w:t>
+            </w:r>
+          </w:p>
+        </w:tc>
+        <w:tc>
+          <w:tcPr>
+            <w:tcW w:w="2790" w:type="dxa"/>
+          </w:tcPr>
+          <w:p>
+            <w:pPr>
+              <w:pStyle w:val="ListParagraph"/>
+              <w:ind w:left="0"/>
+              <w:rPr>
+                <w:b/>
+                <w:bCs/>
+              </w:rPr>
+            </w:pPr>
+            <w:r>
+              <w:rPr>
+                <w:b/>
+                <w:bCs/>
+              </w:rPr>
+              <w:t>Suggested Entry</w:t>
+            </w:r>
+          </w:p>
+        </w:tc>
+        <w:tc>
+          <w:tcPr>
+            <w:tcW w:w="3685" w:type="dxa"/>
+          </w:tcPr>
+          <w:p>
+            <w:pPr>
+              <w:pStyle w:val="ListParagraph"/>
+              <w:ind w:left="0"/>
+              <w:rPr>
+                <w:b/>
+                <w:bCs/>
+              </w:rPr>
+            </w:pPr>
+            <w:r>
+              <w:rPr>
+                <w:b/>
+                <w:bCs/>
+              </w:rPr>
+              <w:t>Notes</w:t>
+            </w:r>
+          </w:p>
+        </w:tc>
+      </w:tr>
+      <w:tr>
+        <w:tc>
+          <w:tcPr>
+            <w:tcW w:w="2155" w:type="dxa"/>
+          </w:tcPr>
+          <w:p>
+            <w:pPr>
+              <w:pStyle w:val="ListParagraph"/>
+              <w:ind w:left="0"/>
+            </w:pPr>
+            <w:r>
+              <w:t>Passphrase</w:t>
+            </w:r>
+          </w:p>
+        </w:tc>
+        <w:tc>
+          <w:tcPr>
+            <w:tcW w:w="2790" w:type="dxa"/>
+          </w:tcPr>
+          <w:p>
+            <w:pPr>
+              <w:pStyle w:val="ListParagraph"/>
+              <w:ind w:left="0"/>
+            </w:pPr>
+            <w:r>
+              <w:t>whatever you like</w:t>
+            </w:r>
+          </w:p>
+        </w:tc>
+        <w:tc>
+          <w:tcPr>
+            <w:tcW w:w="3685" w:type="dxa"/>
+          </w:tcPr>
+          <w:p>
+            <w:pPr>
+              <w:pStyle w:val="ListParagraph"/>
+              <w:ind w:left="0"/>
+            </w:pPr>
+            <w:r>
+              <w:t>You’ll use this passphrase in step 2.</w:t>
+            </w:r>
+          </w:p>
+        </w:tc>
+      </w:tr>
+      <w:tr>
+        <w:tc>
+          <w:tcPr>
+            <w:tcW w:w="2155" w:type="dxa"/>
+          </w:tcPr>
+          <w:p>
+            <w:pPr>
+              <w:pStyle w:val="ListParagraph"/>
+              <w:ind w:left="0"/>
+            </w:pPr>
+            <w:r>
+              <w:t>Country Name</w:t>
+            </w:r>
+          </w:p>
+        </w:tc>
+        <w:tc>
+          <w:tcPr>
+            <w:tcW w:w="2790" w:type="dxa"/>
+          </w:tcPr>
+          <w:p>
+            <w:pPr>
+              <w:pStyle w:val="ListParagraph"/>
+              <w:ind w:left="0"/>
+            </w:pPr>
+            <w:r>
+              <w:t>US</w:t>
+            </w:r>
+          </w:p>
+        </w:tc>
+        <w:tc>
+          <w:tcPr>
+            <w:tcW w:w="3685" w:type="dxa"/>
+          </w:tcPr>
+          <w:p>
+            <w:pPr>
+              <w:pStyle w:val="ListParagraph"/>
+              <w:ind w:left="0"/>
+            </w:pPr>
+            <w:r>
+              <w:t>Two characters</w:t>
+            </w:r>
+          </w:p>
+        </w:tc>
+      </w:tr>
+      <w:tr>
+        <w:tc>
+          <w:tcPr>
+            <w:tcW w:w="2155" w:type="dxa"/>
+          </w:tcPr>
+          <w:p>
+            <w:pPr>
+              <w:pStyle w:val="ListParagraph"/>
+              <w:ind w:left="0"/>
+            </w:pPr>
+            <w:r>
+              <w:t>State/Province</w:t>
+            </w:r>
+          </w:p>
+        </w:tc>
+        <w:tc>
+          <w:tcPr>
+            <w:tcW w:w="2790" w:type="dxa"/>
+          </w:tcPr>
+          <w:p>
+            <w:pPr>
+              <w:pStyle w:val="ListParagraph"/>
+              <w:ind w:left="0"/>
+            </w:pPr>
+            <w:r>
+              <w:t>&lt;blank&gt;</w:t>
+            </w:r>
+          </w:p>
+        </w:tc>
+        <w:tc>
+          <w:tcPr>
+            <w:tcW w:w="3685" w:type="dxa"/>
+          </w:tcPr>
+          <w:p>
+            <w:pPr>
+              <w:pStyle w:val="ListParagraph"/>
+              <w:ind w:left="0"/>
+            </w:pPr>
+          </w:p>
+        </w:tc>
+      </w:tr>
+      <w:tr>
+        <w:tc>
+          <w:tcPr>
+            <w:tcW w:w="2155" w:type="dxa"/>
+          </w:tcPr>
+          <w:p>
+            <w:pPr>
+              <w:pStyle w:val="ListParagraph"/>
+              <w:ind w:left="0"/>
+            </w:pPr>
+            <w:r>
+              <w:t>Locality Name</w:t>
+            </w:r>
+          </w:p>
+        </w:tc>
+        <w:tc>
+          <w:tcPr>
+            <w:tcW w:w="2790" w:type="dxa"/>
+          </w:tcPr>
+          <w:p>
+            <w:pPr>
+              <w:pStyle w:val="ListParagraph"/>
+              <w:ind w:left="0"/>
+            </w:pPr>
+            <w:r>
+              <w:t>&lt;blank&gt;</w:t>
+            </w:r>
+          </w:p>
+        </w:tc>
+        <w:tc>
+          <w:tcPr>
+            <w:tcW w:w="3685" w:type="dxa"/>
+          </w:tcPr>
+          <w:p>
+            <w:pPr>
+              <w:pStyle w:val="ListParagraph"/>
+              <w:ind w:left="0"/>
+            </w:pPr>
+          </w:p>
+        </w:tc>
+      </w:tr>
+      <w:tr>
+        <w:tc>
+          <w:tcPr>
+            <w:tcW w:w="2155" w:type="dxa"/>
+          </w:tcPr>
+          <w:p>
+            <w:pPr>
+              <w:pStyle w:val="ListParagraph"/>
+              <w:ind w:left="0"/>
+            </w:pPr>
+            <w:r>
+              <w:t>Organization Name</w:t>
+            </w:r>
+          </w:p>
+        </w:tc>
+        <w:tc>
+          <w:tcPr>
+            <w:tcW w:w="2790" w:type="dxa"/>
+          </w:tcPr>
+          <w:p>
+            <w:pPr>
+              <w:pStyle w:val="ListParagraph"/>
+              <w:ind w:left="0"/>
+            </w:pPr>
+            <w:r>
+              <w:t>EPA</w:t>
+            </w:r>
+          </w:p>
+        </w:tc>
+        <w:tc>
+          <w:tcPr>
+            <w:tcW w:w="3685" w:type="dxa"/>
+          </w:tcPr>
+          <w:p>
+            <w:pPr>
+              <w:pStyle w:val="ListParagraph"/>
+              <w:ind w:left="0"/>
+            </w:pPr>
+            <w:r>
+              <w:t>We typically use “ICF”</w:t>
+            </w:r>
+          </w:p>
+        </w:tc>
+      </w:tr>
+      <w:tr>
+        <w:tc>
+          <w:tcPr>
+            <w:tcW w:w="2155" w:type="dxa"/>
+          </w:tcPr>
+          <w:p>
+            <w:pPr>
+              <w:pStyle w:val="ListParagraph"/>
+              <w:ind w:left="0"/>
+            </w:pPr>
+            <w:r>
+              <w:t>Organizational Unit Name</w:t>
+            </w:r>
+          </w:p>
+        </w:tc>
+        <w:tc>
+          <w:tcPr>
+            <w:tcW w:w="2790" w:type="dxa"/>
+          </w:tcPr>
+          <w:p>
+            <w:pPr>
+              <w:pStyle w:val="ListParagraph"/>
+              <w:ind w:left="0"/>
+            </w:pPr>
+            <w:r>
+              <w:t>&lt;blank&gt;</w:t>
+            </w:r>
+          </w:p>
+        </w:tc>
+        <w:tc>
+          <w:tcPr>
+            <w:tcW w:w="3685" w:type="dxa"/>
+          </w:tcPr>
+          <w:p>
+            <w:pPr>
+              <w:pStyle w:val="ListParagraph"/>
+              <w:ind w:left="0"/>
+            </w:pPr>
+          </w:p>
+        </w:tc>
+      </w:tr>
+      <w:tr>
+        <w:tc>
+          <w:tcPr>
+            <w:tcW w:w="2155" w:type="dxa"/>
+          </w:tcPr>
+          <w:p>
+            <w:pPr>
+              <w:pStyle w:val="ListParagraph"/>
+              <w:ind w:left="0"/>
+            </w:pPr>
+            <w:r>
+              <w:t>Common Name</w:t>
+            </w:r>
+          </w:p>
+        </w:tc>
+        <w:tc>
+          <w:tcPr>
+            <w:tcW w:w="2790" w:type="dxa"/>
+          </w:tcPr>
+          <w:p>
+            <w:pPr>
+              <w:pStyle w:val="ListParagraph"/>
+              <w:ind w:left="0"/>
+            </w:pPr>
+            <w:r>
+              <w:t>*.us-east-1.elasticbeanstalk.com</w:t>
+            </w:r>
+          </w:p>
+        </w:tc>
+        <w:tc>
+          <w:tcPr>
+            <w:tcW w:w="3685" w:type="dxa"/>
+          </w:tcPr>
+          <w:p>
+            <w:pPr>
+              <w:pStyle w:val="ListParagraph"/>
+              <w:ind w:left="0"/>
+            </w:pPr>
+            <w:r>
+              <w:t xml:space="preserve">Update region to match your environment. After initial environment creation you can check your Elastic Beanstalk resource and make a replacement certificate with </w:t>
+            </w:r>
+            <w:r>
+              <w:t xml:space="preserve">a non-wildcard </w:t>
+            </w:r>
+            <w:proofErr w:type="gramStart"/>
+            <w:r>
+              <w:t>value, and</w:t>
+            </w:r>
+            <w:proofErr w:type="gramEnd"/>
+            <w:r>
+              <w:t xml:space="preserve"> just update your stack to use this new certificate.</w:t>
+            </w:r>
+          </w:p>
+        </w:tc>
+      </w:tr>
+      <w:tr>
+        <w:tc>
+          <w:tcPr>
+            <w:tcW w:w="2155" w:type="dxa"/>
+          </w:tcPr>
+          <w:p>
+            <w:pPr>
+              <w:pStyle w:val="ListParagraph"/>
+              <w:ind w:left="0"/>
+            </w:pPr>
+            <w:r>
+              <w:t>Email Address</w:t>
+            </w:r>
+          </w:p>
+        </w:tc>
+        <w:tc>
+          <w:tcPr>
+            <w:tcW w:w="2790" w:type="dxa"/>
+          </w:tcPr>
+          <w:p>
+            <w:pPr>
+              <w:pStyle w:val="ListParagraph"/>
+              <w:ind w:left="0"/>
+            </w:pPr>
+            <w:r>
+              <w:t>&lt;</w:t>
+            </w:r>
+            <w:proofErr w:type="spellStart"/>
+            <w:r>
+              <w:t>yourname</w:t>
+            </w:r>
+            <w:proofErr w:type="spellEnd"/>
+            <w:r>
+              <w:t>&gt;@epa.com</w:t>
+            </w:r>
+          </w:p>
+        </w:tc>
+        <w:tc>
+          <w:tcPr>
+            <w:tcW w:w="3685" w:type="dxa"/>
+          </w:tcPr>
+          <w:p>
+            <w:pPr>
+              <w:pStyle w:val="ListParagraph"/>
+              <w:ind w:left="0"/>
+            </w:pPr>
+          </w:p>
+        </w:tc>
+      </w:tr>
+    </w:tbl>
+    <w:p/>
+    <w:p>
+      <w:pPr>
+        <w:pStyle w:val="ListParagraph"/>
+        <w:numPr>
+          <w:ilvl w:val="0"/>
+          <w:numId w:val="7"/>
+        </w:numPr>
+      </w:pPr>
+      <w:r>
+        <w:t xml:space="preserve">At a shell, </w:t>
+      </w:r>
+      <w:r>
+        <w:t>d</w:t>
+      </w:r>
+      <w:r>
+        <w:t>ecrypt your encrypted private key; AWS requires an unencrypted one for step 3:</w:t>
+      </w:r>
+    </w:p>
+    <w:p>
+      <w:pPr>
+        <w:pStyle w:val="ListParagraph"/>
+        <w:rPr>
+          <w:i/>
+          <w:iCs/>
+        </w:rPr>
+      </w:pPr>
+      <w:proofErr w:type="spellStart"/>
+      <w:r>
+        <w:rPr>
+          <w:i/>
+          <w:iCs/>
+        </w:rPr>
+        <w:t>openssl</w:t>
+      </w:r>
+      <w:proofErr w:type="spellEnd"/>
+      <w:r>
+        <w:rPr>
+          <w:i/>
+          <w:iCs/>
+        </w:rPr>
+        <w:t xml:space="preserve"> </w:t>
+      </w:r>
+      <w:proofErr w:type="spellStart"/>
+      <w:r>
+        <w:rPr>
+          <w:i/>
+          <w:iCs/>
+        </w:rPr>
+        <w:t>rsa</w:t>
+      </w:r>
+      <w:proofErr w:type="spellEnd"/>
+      <w:r>
+        <w:rPr>
+          <w:i/>
+          <w:iCs/>
+        </w:rPr>
+        <w:t xml:space="preserve"> -in </w:t>
+      </w:r>
+      <w:proofErr w:type="spellStart"/>
+      <w:r>
+        <w:rPr>
+          <w:i/>
+          <w:iCs/>
+        </w:rPr>
+        <w:t>trimPrivateKey.pem</w:t>
+      </w:r>
+      <w:proofErr w:type="spellEnd"/>
+      <w:r>
+        <w:rPr>
+          <w:i/>
+          <w:iCs/>
+        </w:rPr>
+        <w:t xml:space="preserve"> -out </w:t>
+      </w:r>
+      <w:proofErr w:type="spellStart"/>
+      <w:r>
+        <w:rPr>
+          <w:i/>
+          <w:iCs/>
+        </w:rPr>
+        <w:t>trimUnencryptedPrivateKey.pem</w:t>
+      </w:r>
+      <w:proofErr w:type="spellEnd"/>
+    </w:p>
+    <w:p/>
+    <w:p>
+      <w:r>
+        <w:br w:type="page"/>
+      </w:r>
+    </w:p>
+    <w:p>
+      <w:pPr>
+        <w:pStyle w:val="ListParagraph"/>
+        <w:numPr>
+          <w:ilvl w:val="0"/>
+          <w:numId w:val="7"/>
+        </w:numPr>
+      </w:pPr>
+      <w:r>
+        <w:lastRenderedPageBreak/>
+        <w:t>Import the certificate you created into AWS Certificate Manager:</w:t>
+      </w:r>
+    </w:p>
+    <w:p>
+      <w:pPr>
+        <w:pStyle w:val="ListParagraph"/>
+        <w:numPr>
+          <w:ilvl w:val="1"/>
+          <w:numId w:val="7"/>
+        </w:numPr>
+      </w:pPr>
+      <w:r>
+        <w:t>In AWS</w:t>
+      </w:r>
+      <w:r>
+        <w:t xml:space="preserve"> console</w:t>
+      </w:r>
+      <w:r>
+        <w:t>, go to Certificate Manager and import a certificate.</w:t>
+      </w:r>
+    </w:p>
+    <w:p>
+      <w:pPr>
+        <w:pStyle w:val="ListParagraph"/>
+        <w:ind w:left="1440"/>
+      </w:pPr>
+      <w:r>
+        <w:drawing>
+          <wp:inline distT="0" distB="0" distL="0" distR="0" wp14:anchorId="3791ABF1" wp14:editId="45051A21">
+            <wp:extent cx="3651738" cy="1271476"/>
+            <wp:effectExtent l="12700" t="12700" r="6350" b="11430"/>
+            <wp:docPr id="537023532" name="Picture 1" descr="A screenshot of a computer&#10;&#10;AI-generated content may be incorrect."/>
+            <wp:cNvGraphicFramePr>
+              <a:graphicFrameLocks xmlns:a="http://schemas.openxmlformats.org/drawingml/2006/main" noChangeAspect="1"/>
+            </wp:cNvGraphicFramePr>
+            <a:graphic xmlns:a="http://schemas.openxmlformats.org/drawingml/2006/main">
+              <a:graphicData uri="http://schemas.openxmlformats.org/drawingml/2006/picture">
+                <pic:pic xmlns:pic="http://schemas.openxmlformats.org/drawingml/2006/picture">
+                  <pic:nvPicPr>
+                    <pic:cNvPr id="537023532" name="Picture 1" descr="A screenshot of a computer&#10;&#10;AI-generated content may be incorrect."/>
+                    <pic:cNvPicPr/>
+                  </pic:nvPicPr>
+                  <pic:blipFill>
+                    <a:blip r:embed="rId12"/>
+                    <a:stretch>
+                      <a:fillRect/>
+                    </a:stretch>
+                  </pic:blipFill>
+                  <pic:spPr>
+                    <a:xfrm>
+                      <a:off x="0" y="0"/>
+                      <a:ext cx="3740973" cy="1302546"/>
+                    </a:xfrm>
+                    <a:prstGeom prst="rect">
+                      <a:avLst/>
+                    </a:prstGeom>
+                    <a:ln>
+                      <a:solidFill>
+                        <a:schemeClr val="accent1"/>
+                      </a:solidFill>
+                    </a:ln>
+                  </pic:spPr>
+                </pic:pic>
+              </a:graphicData>
+            </a:graphic>
+          </wp:inline>
+        </w:drawing>
+      </w:r>
+    </w:p>
+    <w:p>
+      <w:pPr>
+        <w:pStyle w:val="ListParagraph"/>
+        <w:numPr>
+          <w:ilvl w:val="1"/>
+          <w:numId w:val="7"/>
+        </w:numPr>
+      </w:pPr>
+      <w:r>
+        <w:t xml:space="preserve">Copy the entire contents of </w:t>
+      </w:r>
+      <w:proofErr w:type="spellStart"/>
+      <w:r>
+        <w:t>trimSelfSignedCert.pem</w:t>
+      </w:r>
+      <w:proofErr w:type="spellEnd"/>
+      <w:r>
+        <w:t xml:space="preserve"> that you created in step 1 (including the “----BEGIN----” etc. portions). Paste this into the “Certificate Body” field.</w:t>
+      </w:r>
+    </w:p>
+    <w:p>
+      <w:pPr>
+        <w:pStyle w:val="ListParagraph"/>
+        <w:numPr>
+          <w:ilvl w:val="1"/>
+          <w:numId w:val="7"/>
+        </w:numPr>
+      </w:pPr>
+      <w:r>
+        <w:t xml:space="preserve">Copy the entire contents of </w:t>
+      </w:r>
+      <w:proofErr w:type="spellStart"/>
+      <w:r>
+        <w:t>trimUnencryptedPrivateKey.pem</w:t>
+      </w:r>
+      <w:proofErr w:type="spellEnd"/>
+      <w:r>
+        <w:t xml:space="preserve"> that you create in step 2 (again, including the “----BEGIN----” etc. portions). Past this into the “Certificate private key” field.</w:t>
+      </w:r>
+    </w:p>
+    <w:p>
+      <w:pPr>
+        <w:pStyle w:val="ListParagraph"/>
+        <w:numPr>
+          <w:ilvl w:val="1"/>
+          <w:numId w:val="7"/>
+        </w:numPr>
+      </w:pPr>
+      <w:r>
+        <w:t>Leave “Certificate chain” blank.</w:t>
+      </w:r>
+    </w:p>
+    <w:p>
+      <w:pPr>
+        <w:pStyle w:val="ListParagraph"/>
+        <w:numPr>
+          <w:ilvl w:val="1"/>
+          <w:numId w:val="7"/>
+        </w:numPr>
+      </w:pPr>
+      <w:r>
+        <w:t>Add a tag “Name” with value of anything you like.</w:t>
+      </w:r>
+    </w:p>
+    <w:p>
+      <w:pPr>
+        <w:pStyle w:val="ListParagraph"/>
+        <w:numPr>
+          <w:ilvl w:val="1"/>
+          <w:numId w:val="7"/>
+        </w:numPr>
+      </w:pPr>
+      <w:r>
+        <w:t>Click “Import certificate”</w:t>
+      </w:r>
+    </w:p>
+    <w:p>
+      <w:pPr>
+        <w:pStyle w:val="ListParagraph"/>
+        <w:ind w:left="1440"/>
+      </w:pPr>
+      <w:r>
+        <w:drawing>
+          <wp:inline distT="0" distB="0" distL="0" distR="0" wp14:anchorId="718A5491" wp14:editId="70493C10">
+            <wp:extent cx="3868615" cy="3110184"/>
+            <wp:effectExtent l="12700" t="12700" r="17780" b="14605"/>
+            <wp:docPr id="1036588539" name="Picture 1" descr="A screenshot of a certificate&#10;&#10;AI-generated content may be incorrect."/>
+            <wp:cNvGraphicFramePr>
+              <a:graphicFrameLocks xmlns:a="http://schemas.openxmlformats.org/drawingml/2006/main" noChangeAspect="1"/>
+            </wp:cNvGraphicFramePr>
+            <a:graphic xmlns:a="http://schemas.openxmlformats.org/drawingml/2006/main">
+              <a:graphicData uri="http://schemas.openxmlformats.org/drawingml/2006/picture">
+                <pic:pic xmlns:pic="http://schemas.openxmlformats.org/drawingml/2006/picture">
+                  <pic:nvPicPr>
+                    <pic:cNvPr id="1036588539" name="Picture 1" descr="A screenshot of a certificate&#10;&#10;AI-generated content may be incorrect."/>
+                    <pic:cNvPicPr/>
+                  </pic:nvPicPr>
+                  <pic:blipFill>
+                    <a:blip r:embed="rId13"/>
+                    <a:stretch>
+                      <a:fillRect/>
+                    </a:stretch>
+                  </pic:blipFill>
+                  <pic:spPr>
+                    <a:xfrm>
+                      <a:off x="0" y="0"/>
+                      <a:ext cx="3901855" cy="3136907"/>
+                    </a:xfrm>
+                    <a:prstGeom prst="rect">
+                      <a:avLst/>
+                    </a:prstGeom>
+                    <a:ln>
+                      <a:solidFill>
+                        <a:schemeClr val="accent1"/>
+                      </a:solidFill>
+                    </a:ln>
+                  </pic:spPr>
+                </pic:pic>
+              </a:graphicData>
+            </a:graphic>
+          </wp:inline>
+        </w:drawing>
+      </w:r>
+    </w:p>
+    <w:p/>
+    <w:p>
+      <w:r>
+        <w:t>If you prefer to use the AWS CLI you could do something like this to import the cert into ACM:</w:t>
+      </w:r>
+    </w:p>
+    <w:p>
+      <w:pPr>
+        <w:rPr>
+          <w:i/>
+          <w:iCs/>
+        </w:rPr>
+      </w:pPr>
+      <w:proofErr w:type="spellStart"/>
+      <w:r>
+        <w:rPr>
+          <w:i/>
+          <w:iCs/>
+        </w:rPr>
+        <w:t>aws</w:t>
+      </w:r>
+      <w:proofErr w:type="spellEnd"/>
+      <w:r>
+        <w:rPr>
+          <w:i/>
+          <w:iCs/>
+        </w:rPr>
+        <w:t xml:space="preserve"> </w:t>
+      </w:r>
+      <w:proofErr w:type="spellStart"/>
+      <w:r>
+        <w:rPr>
+          <w:i/>
+          <w:iCs/>
+        </w:rPr>
+        <w:t>acm</w:t>
+      </w:r>
+      <w:proofErr w:type="spellEnd"/>
+      <w:r>
+        <w:rPr>
+          <w:i/>
+          <w:iCs/>
+        </w:rPr>
+        <w:t xml:space="preserve"> import-certificate --certificate fileb://trimSelfSignedCert.pem --private-key fileb://trimUnencryptedPrivateKey.pem --tags "Key=</w:t>
+      </w:r>
+      <w:proofErr w:type="spellStart"/>
+      <w:proofErr w:type="gramStart"/>
+      <w:r>
+        <w:rPr>
+          <w:i/>
+          <w:iCs/>
+        </w:rPr>
+        <w:t>Name,Value</w:t>
+      </w:r>
+      <w:proofErr w:type="spellEnd"/>
+      <w:proofErr w:type="gramEnd"/>
+      <w:r>
+        <w:rPr>
+          <w:i/>
+          <w:iCs/>
+        </w:rPr>
+        <w:t>=</w:t>
+      </w:r>
+      <w:r>
+        <w:rPr>
+          <w:i/>
+          <w:iCs/>
+        </w:rPr>
+        <w:t>trim-example-</w:t>
+      </w:r>
+      <w:proofErr w:type="spellStart"/>
+      <w:r>
+        <w:rPr>
+          <w:i/>
+          <w:iCs/>
+        </w:rPr>
+        <w:t>selfsignedcert</w:t>
+      </w:r>
+      <w:proofErr w:type="spellEnd"/>
+      <w:r>
+        <w:rPr>
+          <w:i/>
+          <w:iCs/>
+        </w:rPr>
+        <w:t>"</w:t>
+      </w:r>
+    </w:p>
+    <w:p/>
+    <w:p>
+      <w:r>
+        <w:t>You can now use this certificate in the configuration file when running the deployment script.</w:t>
+      </w:r>
+    </w:p>
+    <w:p/>
+    <w:p>
+      <w:r>
+        <w:t xml:space="preserve">Additional reading: </w:t>
+      </w:r>
+      <w:bookmarkStart w:id="30" w:name="OLE_LINK3"/>
+      <w:r>
+        <w:fldChar w:fldCharType="begin"/>
+      </w:r>
+      <w:r>
+        <w:instrText>HYPERLINK "https://stackoverflow.com/questions/10175812/how-can-i-generate-a-self-signed-ssl-certificate-using-openssl?rq=1"</w:instrText>
+      </w:r>
+      <w:r>
+        <w:fldChar w:fldCharType="separate"/>
+      </w:r>
+      <w:r>
+        <w:rPr>
+          <w:rStyle w:val="Hyperlink"/>
+        </w:rPr>
+        <w:t>https://stackoverflow.com/questions/10175812/how-can-i-generate-a-self-signed-ssl-certificate-using-openssl?rq=1</w:t>
+      </w:r>
+      <w:bookmarkEnd w:id="30"/>
+      <w:r>
+        <w:fldChar w:fldCharType="end"/>
+      </w:r>
+    </w:p>
+    <w:p/>
+    <w:p>
       <w:pPr>
         <w:pStyle w:val="Heading2"/>
       </w:pPr>
-      <w:bookmarkStart w:id="21" w:name="_Toc171721470"/>
+      <w:bookmarkStart w:id="31" w:name="_Toc212216859"/>
       <w:r>
         <w:t>Uninstallation</w:t>
       </w:r>
-      <w:bookmarkEnd w:id="21"/>
+      <w:bookmarkEnd w:id="31"/>
     </w:p>
     <w:p/>
     <w:p>
@@ -6085,7 +8167,22 @@
     <w:p/>
     <w:p>
       <w:r>
-        <w:t xml:space="preserve">You may have to empty any S3 bucket </w:t>
+        <w:t xml:space="preserve">You may have to empty </w:t>
+      </w:r>
+      <w:r>
+        <w:t xml:space="preserve">associated </w:t>
+      </w:r>
+      <w:r>
+        <w:t>S3 bucket</w:t>
+      </w:r>
+      <w:r>
+        <w:t>s</w:t>
+      </w:r>
+      <w:r>
+        <w:t xml:space="preserve"> and clear out ECR images</w:t>
+      </w:r>
+      <w:r>
+        <w:t xml:space="preserve"> </w:t>
       </w:r>
       <w:r>
         <w:t xml:space="preserve">for </w:t>
@@ -6107,6 +8204,208 @@
 <file path=word/numbering.xml><?xml version="1.0" encoding="utf-8"?>
 <w:numbering xmlns:wpc="http://schemas.microsoft.com/office/word/2010/wordprocessingCanvas" xmlns:cx="http://schemas.microsoft.com/office/drawing/2014/chartex" xmlns:cx1="http://schemas.microsoft.com/office/drawing/2015/9/8/chartex" xmlns:cx2="http://schemas.microsoft.com/office/drawing/2015/10/21/chartex" xmlns:cx3="http://schemas.microsoft.com/office/drawing/2016/5/9/chartex" xmlns:cx4="http://schemas.microsoft.com/office/drawing/2016/5/10/chartex" xmlns:cx5="http://schemas.microsoft.com/office/drawing/2016/5/11/chartex" xmlns:cx6="http://schemas.microsoft.com/office/drawing/2016/5/12/chartex" xmlns:cx7="http://schemas.microsoft.com/office/drawing/2016/5/13/chartex" xmlns:cx8="http://schemas.microsoft.com/office/drawing/2016/5/14/chartex" xmlns:mc="http://schemas.openxmlformats.org/markup-compatibility/2006" xmlns:aink="http://schemas.microsoft.com/office/drawing/2016/ink" xmlns:am3d="http://schemas.microsoft.com/office/drawing/2017/model3d" xmlns:o="urn:schemas-microsoft-com:office:office" xmlns:oel="http://schemas.microsoft.com/office/2019/extlst" xmlns:r="http://schemas.openxmlformats.org/officeDocument/2006/relationships" xmlns:m="http://schemas.openxmlformats.org/officeDocument/2006/math" xmlns:v="urn:schemas-microsoft-com:vml" xmlns:wp14="http://schemas.microsoft.com/office/word/2010/wordprocessingDrawing" xmlns:wp="http://schemas.openxmlformats.org/drawingml/2006/wordprocessingDrawing" xmlns:w10="urn:schemas-microsoft-com:office:word" xmlns:w="http://schemas.openxmlformats.org/wordprocessingml/2006/main" xmlns:w14="http://schemas.microsoft.com/office/word/2010/wordml" xmlns:w15="http://schemas.microsoft.com/office/word/2012/wordml" xmlns:w16cex="http://schemas.microsoft.com/office/word/2018/wordml/cex" xmlns:w16cid="http://schemas.microsoft.com/office/word/2016/wordml/cid" xmlns:w16="http://schemas.microsoft.com/office/word/2018/wordml" xmlns:w16du="http://schemas.microsoft.com/office/word/2023/wordml/word16du" xmlns:w16sdtdh="http://schemas.microsoft.com/office/word/2020/wordml/sdtdatahash" xmlns:w16sdtfl="http://schemas.microsoft.com/office/word/2024/wordml/sdtformatlock" xmlns:w16se="http://schemas.microsoft.com/office/word/2015/wordml/symex" xmlns:wpg="http://schemas.microsoft.com/office/word/2010/wordprocessingGroup" xmlns:wpi="http://schemas.microsoft.com/office/word/2010/wordprocessingInk" xmlns:wne="http://schemas.microsoft.com/office/word/2006/wordml" xmlns:wps="http://schemas.microsoft.com/office/word/2010/wordprocessingShape" mc:Ignorable="w14 w15 w16se w16cid w16 w16cex w16sdtdh w16sdtfl w16du wp14">
   <w:abstractNum w:abstractNumId="0" w15:restartNumberingAfterBreak="0">
+    <w:nsid w:val="052054DF"/>
+    <w:multiLevelType w:val="hybridMultilevel"/>
+    <w:tmpl w:val="CB7601BC"/>
+    <w:lvl w:ilvl="0" w:tplc="0409000F">
+      <w:start w:val="1"/>
+      <w:numFmt w:val="decimal"/>
+      <w:lvlText w:val="%1."/>
+      <w:lvlJc w:val="left"/>
+      <w:pPr>
+        <w:ind w:left="720" w:hanging="360"/>
+      </w:pPr>
+      <w:rPr>
+        <w:rFonts w:hint="default"/>
+      </w:rPr>
+    </w:lvl>
+    <w:lvl w:ilvl="1" w:tplc="04090019">
+      <w:start w:val="1"/>
+      <w:numFmt w:val="lowerLetter"/>
+      <w:lvlText w:val="%2."/>
+      <w:lvlJc w:val="left"/>
+      <w:pPr>
+        <w:ind w:left="1440" w:hanging="360"/>
+      </w:pPr>
+    </w:lvl>
+    <w:lvl w:ilvl="2" w:tplc="0409001B" w:tentative="1">
+      <w:start w:val="1"/>
+      <w:numFmt w:val="lowerRoman"/>
+      <w:lvlText w:val="%3."/>
+      <w:lvlJc w:val="right"/>
+      <w:pPr>
+        <w:ind w:left="2160" w:hanging="180"/>
+      </w:pPr>
+    </w:lvl>
+    <w:lvl w:ilvl="3" w:tplc="0409000F" w:tentative="1">
+      <w:start w:val="1"/>
+      <w:numFmt w:val="decimal"/>
+      <w:lvlText w:val="%4."/>
+      <w:lvlJc w:val="left"/>
+      <w:pPr>
+        <w:ind w:left="2880" w:hanging="360"/>
+      </w:pPr>
+    </w:lvl>
+    <w:lvl w:ilvl="4" w:tplc="04090019" w:tentative="1">
+      <w:start w:val="1"/>
+      <w:numFmt w:val="lowerLetter"/>
+      <w:lvlText w:val="%5."/>
+      <w:lvlJc w:val="left"/>
+      <w:pPr>
+        <w:ind w:left="3600" w:hanging="360"/>
+      </w:pPr>
+    </w:lvl>
+    <w:lvl w:ilvl="5" w:tplc="0409001B" w:tentative="1">
+      <w:start w:val="1"/>
+      <w:numFmt w:val="lowerRoman"/>
+      <w:lvlText w:val="%6."/>
+      <w:lvlJc w:val="right"/>
+      <w:pPr>
+        <w:ind w:left="4320" w:hanging="180"/>
+      </w:pPr>
+    </w:lvl>
+    <w:lvl w:ilvl="6" w:tplc="0409000F" w:tentative="1">
+      <w:start w:val="1"/>
+      <w:numFmt w:val="decimal"/>
+      <w:lvlText w:val="%7."/>
+      <w:lvlJc w:val="left"/>
+      <w:pPr>
+        <w:ind w:left="5040" w:hanging="360"/>
+      </w:pPr>
+    </w:lvl>
+    <w:lvl w:ilvl="7" w:tplc="04090019" w:tentative="1">
+      <w:start w:val="1"/>
+      <w:numFmt w:val="lowerLetter"/>
+      <w:lvlText w:val="%8."/>
+      <w:lvlJc w:val="left"/>
+      <w:pPr>
+        <w:ind w:left="5760" w:hanging="360"/>
+      </w:pPr>
+    </w:lvl>
+    <w:lvl w:ilvl="8" w:tplc="0409001B" w:tentative="1">
+      <w:start w:val="1"/>
+      <w:numFmt w:val="lowerRoman"/>
+      <w:lvlText w:val="%9."/>
+      <w:lvlJc w:val="right"/>
+      <w:pPr>
+        <w:ind w:left="6480" w:hanging="180"/>
+      </w:pPr>
+    </w:lvl>
+  </w:abstractNum>
+  <w:abstractNum w:abstractNumId="1" w15:restartNumberingAfterBreak="0">
+    <w:nsid w:val="06842057"/>
+    <w:multiLevelType w:val="hybridMultilevel"/>
+    <w:tmpl w:val="99561C5E"/>
+    <w:lvl w:ilvl="0" w:tplc="D6C49990">
+      <w:start w:val="2024"/>
+      <w:numFmt w:val="bullet"/>
+      <w:lvlText w:val="-"/>
+      <w:lvlJc w:val="left"/>
+      <w:pPr>
+        <w:ind w:left="720" w:hanging="360"/>
+      </w:pPr>
+      <w:rPr>
+        <w:rFonts w:ascii="Calibri" w:eastAsiaTheme="minorHAnsi" w:hAnsi="Calibri" w:cs="Calibri" w:hint="default"/>
+      </w:rPr>
+    </w:lvl>
+    <w:lvl w:ilvl="1" w:tplc="04090003" w:tentative="1">
+      <w:start w:val="1"/>
+      <w:numFmt w:val="bullet"/>
+      <w:lvlText w:val="o"/>
+      <w:lvlJc w:val="left"/>
+      <w:pPr>
+        <w:ind w:left="1440" w:hanging="360"/>
+      </w:pPr>
+      <w:rPr>
+        <w:rFonts w:ascii="Courier New" w:hAnsi="Courier New" w:cs="Courier New" w:hint="default"/>
+      </w:rPr>
+    </w:lvl>
+    <w:lvl w:ilvl="2" w:tplc="04090005" w:tentative="1">
+      <w:start w:val="1"/>
+      <w:numFmt w:val="bullet"/>
+      <w:lvlText w:val=""/>
+      <w:lvlJc w:val="left"/>
+      <w:pPr>
+        <w:ind w:left="2160" w:hanging="360"/>
+      </w:pPr>
+      <w:rPr>
+        <w:rFonts w:ascii="Wingdings" w:hAnsi="Wingdings" w:hint="default"/>
+      </w:rPr>
+    </w:lvl>
+    <w:lvl w:ilvl="3" w:tplc="04090001" w:tentative="1">
+      <w:start w:val="1"/>
+      <w:numFmt w:val="bullet"/>
+      <w:lvlText w:val=""/>
+      <w:lvlJc w:val="left"/>
+      <w:pPr>
+        <w:ind w:left="2880" w:hanging="360"/>
+      </w:pPr>
+      <w:rPr>
+        <w:rFonts w:ascii="Symbol" w:hAnsi="Symbol" w:hint="default"/>
+      </w:rPr>
+    </w:lvl>
+    <w:lvl w:ilvl="4" w:tplc="04090003" w:tentative="1">
+      <w:start w:val="1"/>
+      <w:numFmt w:val="bullet"/>
+      <w:lvlText w:val="o"/>
+      <w:lvlJc w:val="left"/>
+      <w:pPr>
+        <w:ind w:left="3600" w:hanging="360"/>
+      </w:pPr>
+      <w:rPr>
+        <w:rFonts w:ascii="Courier New" w:hAnsi="Courier New" w:cs="Courier New" w:hint="default"/>
+      </w:rPr>
+    </w:lvl>
+    <w:lvl w:ilvl="5" w:tplc="04090005" w:tentative="1">
+      <w:start w:val="1"/>
+      <w:numFmt w:val="bullet"/>
+      <w:lvlText w:val=""/>
+      <w:lvlJc w:val="left"/>
+      <w:pPr>
+        <w:ind w:left="4320" w:hanging="360"/>
+      </w:pPr>
+      <w:rPr>
+        <w:rFonts w:ascii="Wingdings" w:hAnsi="Wingdings" w:hint="default"/>
+      </w:rPr>
+    </w:lvl>
+    <w:lvl w:ilvl="6" w:tplc="04090001" w:tentative="1">
+      <w:start w:val="1"/>
+      <w:numFmt w:val="bullet"/>
+      <w:lvlText w:val=""/>
+      <w:lvlJc w:val="left"/>
+      <w:pPr>
+        <w:ind w:left="5040" w:hanging="360"/>
+      </w:pPr>
+      <w:rPr>
+        <w:rFonts w:ascii="Symbol" w:hAnsi="Symbol" w:hint="default"/>
+      </w:rPr>
+    </w:lvl>
+    <w:lvl w:ilvl="7" w:tplc="04090003" w:tentative="1">
+      <w:start w:val="1"/>
+      <w:numFmt w:val="bullet"/>
+      <w:lvlText w:val="o"/>
+      <w:lvlJc w:val="left"/>
+      <w:pPr>
+        <w:ind w:left="5760" w:hanging="360"/>
+      </w:pPr>
+      <w:rPr>
+        <w:rFonts w:ascii="Courier New" w:hAnsi="Courier New" w:cs="Courier New" w:hint="default"/>
+      </w:rPr>
+    </w:lvl>
+    <w:lvl w:ilvl="8" w:tplc="04090005" w:tentative="1">
+      <w:start w:val="1"/>
+      <w:numFmt w:val="bullet"/>
+      <w:lvlText w:val=""/>
+      <w:lvlJc w:val="left"/>
+      <w:pPr>
+        <w:ind w:left="6480" w:hanging="360"/>
+      </w:pPr>
+      <w:rPr>
+        <w:rFonts w:ascii="Wingdings" w:hAnsi="Wingdings" w:hint="default"/>
+      </w:rPr>
+    </w:lvl>
+  </w:abstractNum>
+  <w:abstractNum w:abstractNumId="2" w15:restartNumberingAfterBreak="0">
     <w:nsid w:val="1CB457AC"/>
     <w:multiLevelType w:val="hybridMultilevel"/>
     <w:tmpl w:val="3EC6BCF6"/>
@@ -6195,7 +8494,7 @@
       </w:pPr>
     </w:lvl>
   </w:abstractNum>
-  <w:abstractNum w:abstractNumId="1" w15:restartNumberingAfterBreak="0">
+  <w:abstractNum w:abstractNumId="3" w15:restartNumberingAfterBreak="0">
     <w:nsid w:val="296A7704"/>
     <w:multiLevelType w:val="hybridMultilevel"/>
     <w:tmpl w:val="11483F68"/>
@@ -6308,7 +8607,7 @@
       </w:rPr>
     </w:lvl>
   </w:abstractNum>
-  <w:abstractNum w:abstractNumId="2" w15:restartNumberingAfterBreak="0">
+  <w:abstractNum w:abstractNumId="4" w15:restartNumberingAfterBreak="0">
     <w:nsid w:val="52457755"/>
     <w:multiLevelType w:val="hybridMultilevel"/>
     <w:tmpl w:val="8CA05694"/>
@@ -6421,7 +8720,96 @@
       </w:rPr>
     </w:lvl>
   </w:abstractNum>
-  <w:abstractNum w:abstractNumId="3" w15:restartNumberingAfterBreak="0">
+  <w:abstractNum w:abstractNumId="5" w15:restartNumberingAfterBreak="0">
+    <w:nsid w:val="583B0521"/>
+    <w:multiLevelType w:val="hybridMultilevel"/>
+    <w:tmpl w:val="88A24184"/>
+    <w:lvl w:ilvl="0" w:tplc="0409000F">
+      <w:start w:val="1"/>
+      <w:numFmt w:val="decimal"/>
+      <w:lvlText w:val="%1."/>
+      <w:lvlJc w:val="left"/>
+      <w:pPr>
+        <w:ind w:left="720" w:hanging="360"/>
+      </w:pPr>
+      <w:rPr>
+        <w:rFonts w:hint="default"/>
+      </w:rPr>
+    </w:lvl>
+    <w:lvl w:ilvl="1" w:tplc="04090019">
+      <w:start w:val="1"/>
+      <w:numFmt w:val="lowerLetter"/>
+      <w:lvlText w:val="%2."/>
+      <w:lvlJc w:val="left"/>
+      <w:pPr>
+        <w:ind w:left="1440" w:hanging="360"/>
+      </w:pPr>
+    </w:lvl>
+    <w:lvl w:ilvl="2" w:tplc="0409001B" w:tentative="1">
+      <w:start w:val="1"/>
+      <w:numFmt w:val="lowerRoman"/>
+      <w:lvlText w:val="%3."/>
+      <w:lvlJc w:val="right"/>
+      <w:pPr>
+        <w:ind w:left="2160" w:hanging="180"/>
+      </w:pPr>
+    </w:lvl>
+    <w:lvl w:ilvl="3" w:tplc="0409000F" w:tentative="1">
+      <w:start w:val="1"/>
+      <w:numFmt w:val="decimal"/>
+      <w:lvlText w:val="%4."/>
+      <w:lvlJc w:val="left"/>
+      <w:pPr>
+        <w:ind w:left="2880" w:hanging="360"/>
+      </w:pPr>
+    </w:lvl>
+    <w:lvl w:ilvl="4" w:tplc="04090019" w:tentative="1">
+      <w:start w:val="1"/>
+      <w:numFmt w:val="lowerLetter"/>
+      <w:lvlText w:val="%5."/>
+      <w:lvlJc w:val="left"/>
+      <w:pPr>
+        <w:ind w:left="3600" w:hanging="360"/>
+      </w:pPr>
+    </w:lvl>
+    <w:lvl w:ilvl="5" w:tplc="0409001B" w:tentative="1">
+      <w:start w:val="1"/>
+      <w:numFmt w:val="lowerRoman"/>
+      <w:lvlText w:val="%6."/>
+      <w:lvlJc w:val="right"/>
+      <w:pPr>
+        <w:ind w:left="4320" w:hanging="180"/>
+      </w:pPr>
+    </w:lvl>
+    <w:lvl w:ilvl="6" w:tplc="0409000F" w:tentative="1">
+      <w:start w:val="1"/>
+      <w:numFmt w:val="decimal"/>
+      <w:lvlText w:val="%7."/>
+      <w:lvlJc w:val="left"/>
+      <w:pPr>
+        <w:ind w:left="5040" w:hanging="360"/>
+      </w:pPr>
+    </w:lvl>
+    <w:lvl w:ilvl="7" w:tplc="04090019" w:tentative="1">
+      <w:start w:val="1"/>
+      <w:numFmt w:val="lowerLetter"/>
+      <w:lvlText w:val="%8."/>
+      <w:lvlJc w:val="left"/>
+      <w:pPr>
+        <w:ind w:left="5760" w:hanging="360"/>
+      </w:pPr>
+    </w:lvl>
+    <w:lvl w:ilvl="8" w:tplc="0409001B" w:tentative="1">
+      <w:start w:val="1"/>
+      <w:numFmt w:val="lowerRoman"/>
+      <w:lvlText w:val="%9."/>
+      <w:lvlJc w:val="right"/>
+      <w:pPr>
+        <w:ind w:left="6480" w:hanging="180"/>
+      </w:pPr>
+    </w:lvl>
+  </w:abstractNum>
+  <w:abstractNum w:abstractNumId="6" w15:restartNumberingAfterBreak="0">
     <w:nsid w:val="5D391CA4"/>
     <w:multiLevelType w:val="hybridMultilevel"/>
     <w:tmpl w:val="7272DCFA"/>
@@ -6535,16 +8923,25 @@
     </w:lvl>
   </w:abstractNum>
   <w:num w:numId="1" w16cid:durableId="1951662864">
-    <w:abstractNumId w:val="0"/>
+    <w:abstractNumId w:val="2"/>
   </w:num>
   <w:num w:numId="2" w16cid:durableId="840395249">
+    <w:abstractNumId w:val="6"/>
+  </w:num>
+  <w:num w:numId="3" w16cid:durableId="361171341">
     <w:abstractNumId w:val="3"/>
   </w:num>
-  <w:num w:numId="3" w16cid:durableId="361171341">
+  <w:num w:numId="4" w16cid:durableId="625356365">
+    <w:abstractNumId w:val="4"/>
+  </w:num>
+  <w:num w:numId="5" w16cid:durableId="2100786373">
     <w:abstractNumId w:val="1"/>
   </w:num>
-  <w:num w:numId="4" w16cid:durableId="625356365">
-    <w:abstractNumId w:val="2"/>
+  <w:num w:numId="6" w16cid:durableId="1898474858">
+    <w:abstractNumId w:val="5"/>
+  </w:num>
+  <w:num w:numId="7" w16cid:durableId="14960967">
+    <w:abstractNumId w:val="0"/>
   </w:num>
 </w:numbering>
 </file>
